--- a/pr-preview/pr-411/optimization.docx
+++ b/pr-preview/pr-411/optimization.docx
@@ -15,7 +15,7 @@
         <w:pStyle w:val="Date"/>
       </w:pPr>
       <w:r>
-        <w:t xml:space="preserve">Last modified: 2026-10-19 03:11:51 (PDT)</w:t>
+        <w:t xml:space="preserve">Last modified: 2026-10-19 11:35:40 (PDT)</w:t>
       </w:r>
     </w:p>
     <w:bookmarkStart w:id="73" w:name="sec-optimality-vector"/>
@@ -3020,7 +3020,7 @@
         <w:t xml:space="preserve"> </w:t>
       </w:r>
       <w:r>
-        <w:t xml:space="preserve">Fix</w:t>
+        <w:t xml:space="preserve">Let</w:t>
       </w:r>
       <w:r>
         <w:t xml:space="preserve"> </w:t>
@@ -26269,7 +26269,7 @@
     </w:p>
     <w:bookmarkEnd w:id="113"/>
     <w:bookmarkEnd w:id="114"/>
-    <w:bookmarkStart w:id="143" w:name="sec-lagrange"/>
+    <w:bookmarkStart w:id="148" w:name="sec-lagrange"/>
     <w:p>
       <w:pPr>
         <w:pStyle w:val="Heading2"/>
@@ -28103,6 +28103,945 @@
       </w:r>
     </w:p>
     <w:bookmarkEnd w:id="123"/>
+    <w:bookmarkStart w:id="126" w:name="def-optimization-algorithm"/>
+    <w:p>
+      <w:pPr>
+        <w:pStyle w:val="BodyText"/>
+      </w:pPr>
+      <w:r>
+        <w:rPr>
+          <w:b/>
+          <w:bCs/>
+        </w:rPr>
+        <w:t xml:space="preserve">Definition 17 (Optimization algorithm)</w:t>
+      </w:r>
+      <w:r>
+        <w:t xml:space="preserve"> </w:t>
+      </w:r>
+      <w:r>
+        <w:t xml:space="preserve">Let:</w:t>
+      </w:r>
+    </w:p>
+    <w:p>
+      <w:pPr>
+        <w:pStyle w:val="Compact"/>
+        <w:numPr>
+          <w:ilvl w:val="0"/>
+          <w:numId w:val="1017"/>
+        </w:numPr>
+      </w:pPr>
+      <m:oMath>
+        <m:r>
+          <m:t>f</m:t>
+        </m:r>
+        <m:r>
+          <m:rPr>
+            <m:sty m:val="p"/>
+          </m:rPr>
+          <m:t>:</m:t>
+        </m:r>
+        <m:sSup>
+          <m:e>
+            <m:r>
+              <m:rPr>
+                <m:scr m:val="double-struck"/>
+                <m:sty m:val="p"/>
+              </m:rPr>
+              <m:t>R</m:t>
+            </m:r>
+          </m:e>
+          <m:sup>
+            <m:r>
+              <m:t>p</m:t>
+            </m:r>
+          </m:sup>
+        </m:sSup>
+        <m:r>
+          <m:rPr>
+            <m:sty m:val="p"/>
+          </m:rPr>
+          <m:t>→</m:t>
+        </m:r>
+        <m:r>
+          <m:rPr>
+            <m:scr m:val="double-struck"/>
+            <m:sty m:val="p"/>
+          </m:rPr>
+          <m:t>R</m:t>
+        </m:r>
+      </m:oMath>
+      <w:r>
+        <w:t xml:space="preserve">: an</w:t>
+      </w:r>
+      <w:r>
+        <w:t xml:space="preserve"> </w:t>
+      </w:r>
+      <w:hyperlink w:anchor="def-objective-function">
+        <w:r>
+          <w:rPr>
+            <w:rStyle w:val="Hyperlink"/>
+          </w:rPr>
+          <w:t xml:space="preserve">objective function</w:t>
+        </w:r>
+      </w:hyperlink>
+      <w:r>
+        <w:t xml:space="preserve">;</w:t>
+      </w:r>
+    </w:p>
+    <w:p>
+      <w:pPr>
+        <w:pStyle w:val="Compact"/>
+        <w:numPr>
+          <w:ilvl w:val="0"/>
+          <w:numId w:val="1017"/>
+        </w:numPr>
+      </w:pPr>
+      <m:oMath>
+        <m:r>
+          <m:t>F</m:t>
+        </m:r>
+        <m:r>
+          <m:rPr>
+            <m:sty m:val="p"/>
+          </m:rPr>
+          <m:t>⊆</m:t>
+        </m:r>
+        <m:sSup>
+          <m:e>
+            <m:r>
+              <m:rPr>
+                <m:scr m:val="double-struck"/>
+                <m:sty m:val="p"/>
+              </m:rPr>
+              <m:t>R</m:t>
+            </m:r>
+          </m:e>
+          <m:sup>
+            <m:r>
+              <m:t>p</m:t>
+            </m:r>
+          </m:sup>
+        </m:sSup>
+      </m:oMath>
+      <w:r>
+        <w:t xml:space="preserve">: a</w:t>
+      </w:r>
+      <w:r>
+        <w:t xml:space="preserve"> </w:t>
+      </w:r>
+      <w:hyperlink w:anchor="def-feasible-set">
+        <w:r>
+          <w:rPr>
+            <w:rStyle w:val="Hyperlink"/>
+          </w:rPr>
+          <w:t xml:space="preserve">feasible set</w:t>
+        </w:r>
+      </w:hyperlink>
+      <w:r>
+        <w:t xml:space="preserve">.</w:t>
+      </w:r>
+    </w:p>
+    <w:p>
+      <w:pPr>
+        <w:pStyle w:val="FirstParagraph"/>
+      </w:pPr>
+      <w:r>
+        <w:t xml:space="preserve">An</w:t>
+      </w:r>
+      <w:r>
+        <w:t xml:space="preserve"> </w:t>
+      </w:r>
+      <w:r>
+        <w:rPr>
+          <w:b/>
+          <w:bCs/>
+        </w:rPr>
+        <w:t xml:space="preserve">optimization algorithm</w:t>
+      </w:r>
+      <w:r>
+        <w:t xml:space="preserve"> </w:t>
+      </w:r>
+      <w:r>
+        <w:t xml:space="preserve">[10]</w:t>
+      </w:r>
+      <w:r>
+        <w:t xml:space="preserve"> </w:t>
+      </w:r>
+      <w:r>
+        <w:t xml:space="preserve">is a step-by-step procedure that</w:t>
+      </w:r>
+      <w:r>
+        <w:t xml:space="preserve"> </w:t>
+      </w:r>
+      <w:hyperlink r:id="rId124">
+        <w:r>
+          <w:rPr>
+            <w:rStyle w:val="Hyperlink"/>
+          </w:rPr>
+          <w:t xml:space="preserve">maps</w:t>
+        </w:r>
+      </w:hyperlink>
+      <w:r>
+        <w:t xml:space="preserve"> </w:t>
+      </w:r>
+      <w:r>
+        <w:t xml:space="preserve">the pair</w:t>
+      </w:r>
+      <w:r>
+        <w:t xml:space="preserve"> </w:t>
+      </w:r>
+      <m:oMath>
+        <m:r>
+          <m:rPr>
+            <m:sty m:val="p"/>
+          </m:rPr>
+          <m:t>(</m:t>
+        </m:r>
+        <m:r>
+          <m:t>f</m:t>
+        </m:r>
+        <m:r>
+          <m:rPr>
+            <m:sty m:val="p"/>
+          </m:rPr>
+          <m:t>,</m:t>
+        </m:r>
+        <m:r>
+          <m:t>F</m:t>
+        </m:r>
+        <m:r>
+          <m:rPr>
+            <m:sty m:val="p"/>
+          </m:rPr>
+          <m:t>)</m:t>
+        </m:r>
+      </m:oMath>
+      <w:r>
+        <w:t xml:space="preserve"> </w:t>
+      </w:r>
+      <w:r>
+        <w:t xml:space="preserve">to a feasible point</w:t>
+      </w:r>
+      <w:r>
+        <w:t xml:space="preserve"> </w:t>
+      </w:r>
+      <w:r>
+        <w:t xml:space="preserve">$\mathord{\smash[b]{\underset{\raise.3ex\hbox{$\scriptstyle\sim$}}{x}}\vphantom{x}}^\dagger$</w:t>
+      </w:r>
+      <w:r>
+        <w:t xml:space="preserve">:</w:t>
+      </w:r>
+    </w:p>
+    <w:p>
+      <w:pPr>
+        <w:pStyle w:val="BodyText"/>
+      </w:pPr>
+      <w:bookmarkStart w:id="125" w:name="eq-optimization-algorithm"/>
+      <w:r>
+        <w:t xml:space="preserve">$$
+    (f, F) \mapsto \mathord{\smash[b]{\underset{\raise.3ex\hbox{$\scriptstyle\sim$}}{x}}\vphantom{x}}^\dagger \in F.
+     \qquad(2)$$</w:t>
+      </w:r>
+      <w:bookmarkEnd w:id="125"/>
+    </w:p>
+    <w:p>
+      <w:pPr>
+        <w:pStyle w:val="FirstParagraph"/>
+      </w:pPr>
+      <w:r>
+        <w:t xml:space="preserve">In words:</w:t>
+      </w:r>
+      <w:r>
+        <w:t xml:space="preserve"> </w:t>
+      </w:r>
+      <w:r>
+        <w:t xml:space="preserve">given</w:t>
+      </w:r>
+      <w:r>
+        <w:t xml:space="preserve"> </w:t>
+      </w:r>
+      <m:oMath>
+        <m:r>
+          <m:rPr>
+            <m:sty m:val="p"/>
+          </m:rPr>
+          <m:t>(</m:t>
+        </m:r>
+        <m:r>
+          <m:t>f</m:t>
+        </m:r>
+        <m:r>
+          <m:rPr>
+            <m:sty m:val="p"/>
+          </m:rPr>
+          <m:t>,</m:t>
+        </m:r>
+        <m:r>
+          <m:t>F</m:t>
+        </m:r>
+        <m:r>
+          <m:rPr>
+            <m:sty m:val="p"/>
+          </m:rPr>
+          <m:t>)</m:t>
+        </m:r>
+      </m:oMath>
+      <w:r>
+        <w:t xml:space="preserve">,</w:t>
+      </w:r>
+      <w:r>
+        <w:t xml:space="preserve"> </w:t>
+      </w:r>
+      <w:r>
+        <w:t xml:space="preserve">the procedure returns a feasible point</w:t>
+      </w:r>
+      <w:r>
+        <w:t xml:space="preserve"> </w:t>
+      </w:r>
+      <w:r>
+        <w:t xml:space="preserve">$\mathord{\smash[b]{\underset{\raise.3ex\hbox{$\scriptstyle\sim$}}{x}}\vphantom{x}}^\dagger$</w:t>
+      </w:r>
+      <w:r>
+        <w:t xml:space="preserve"> </w:t>
+      </w:r>
+      <w:r>
+        <w:t xml:space="preserve">intended to make</w:t>
+      </w:r>
+      <w:r>
+        <w:t xml:space="preserve"> </w:t>
+      </w:r>
+      <w:r>
+        <w:t xml:space="preserve">$f(\mathord{\smash[b]{\underset{\raise.3ex\hbox{$\scriptstyle\sim$}}{x}}\vphantom{x}}^\dagger)$</w:t>
+      </w:r>
+      <w:r>
+        <w:t xml:space="preserve"> </w:t>
+      </w:r>
+      <w:r>
+        <w:t xml:space="preserve">small.</w:t>
+      </w:r>
+    </w:p>
+    <w:bookmarkEnd w:id="126"/>
+    <w:bookmarkStart w:id="128" w:name="exm-optimization-algorithm"/>
+    <w:p>
+      <w:pPr>
+        <w:pStyle w:val="BodyText"/>
+      </w:pPr>
+      <w:r>
+        <w:rPr>
+          <w:b/>
+          <w:bCs/>
+        </w:rPr>
+        <w:t xml:space="preserve">Example 29 (Exhaustive search over a finite feasible set)</w:t>
+      </w:r>
+      <w:r>
+        <w:t xml:space="preserve"> </w:t>
+      </w:r>
+      <w:r>
+        <w:t xml:space="preserve">Let</w:t>
+      </w:r>
+      <w:r>
+        <w:t xml:space="preserve"> </w:t>
+      </w:r>
+      <w:r>
+        <w:t xml:space="preserve">$f(\mathord{\smash[b]{\underset{\raise.3ex\hbox{$\scriptstyle\sim$}}{x}}\vphantom{x}}) = x_1^2 + x_2^2$</w:t>
+      </w:r>
+      <w:r>
+        <w:t xml:space="preserve">,</w:t>
+      </w:r>
+      <w:r>
+        <w:t xml:space="preserve"> </w:t>
+      </w:r>
+      <w:r>
+        <w:t xml:space="preserve">with the</w:t>
+      </w:r>
+      <w:r>
+        <w:t xml:space="preserve"> </w:t>
+      </w:r>
+      <w:hyperlink w:anchor="def-feasible-set">
+        <w:r>
+          <w:rPr>
+            <w:rStyle w:val="Hyperlink"/>
+          </w:rPr>
+          <w:t xml:space="preserve">feasible set</w:t>
+        </w:r>
+      </w:hyperlink>
+      <w:r>
+        <w:t xml:space="preserve"> </w:t>
+      </w:r>
+      <w:r>
+        <w:t xml:space="preserve">the three points</w:t>
+      </w:r>
+      <w:r>
+        <w:t xml:space="preserve"> </w:t>
+      </w:r>
+      <m:oMath>
+        <m:r>
+          <m:t>​</m:t>
+        </m:r>
+        <m:d>
+          <m:dPr>
+            <m:begChr m:val="{"/>
+            <m:sepChr m:val=""/>
+            <m:endChr m:val="}"/>
+            <m:grow/>
+          </m:dPr>
+          <m:e>
+            <m:sSup>
+              <m:e>
+                <m:r>
+                  <m:rPr>
+                    <m:sty m:val="p"/>
+                  </m:rPr>
+                  <m:t>(</m:t>
+                </m:r>
+                <m:r>
+                  <m:t>1</m:t>
+                </m:r>
+                <m:r>
+                  <m:rPr>
+                    <m:sty m:val="p"/>
+                  </m:rPr>
+                  <m:t>,</m:t>
+                </m:r>
+                <m:r>
+                  <m:t>0.5</m:t>
+                </m:r>
+                <m:r>
+                  <m:rPr>
+                    <m:sty m:val="p"/>
+                  </m:rPr>
+                  <m:t>)</m:t>
+                </m:r>
+              </m:e>
+              <m:sup>
+                <m:r>
+                  <m:rPr>
+                    <m:sty m:val="p"/>
+                  </m:rPr>
+                  <m:t>⊤</m:t>
+                </m:r>
+              </m:sup>
+            </m:sSup>
+            <m:r>
+              <m:rPr>
+                <m:sty m:val="p"/>
+              </m:rPr>
+              <m:t>,</m:t>
+            </m:r>
+            <m:sSup>
+              <m:e>
+                <m:r>
+                  <m:rPr>
+                    <m:sty m:val="p"/>
+                  </m:rPr>
+                  <m:t>(</m:t>
+                </m:r>
+                <m:r>
+                  <m:t>3</m:t>
+                </m:r>
+                <m:r>
+                  <m:rPr>
+                    <m:sty m:val="p"/>
+                  </m:rPr>
+                  <m:t>,</m:t>
+                </m:r>
+                <m:r>
+                  <m:rPr>
+                    <m:sty m:val="p"/>
+                  </m:rPr>
+                  <m:t>−</m:t>
+                </m:r>
+                <m:r>
+                  <m:t>1</m:t>
+                </m:r>
+                <m:r>
+                  <m:rPr>
+                    <m:sty m:val="p"/>
+                  </m:rPr>
+                  <m:t>)</m:t>
+                </m:r>
+              </m:e>
+              <m:sup>
+                <m:r>
+                  <m:rPr>
+                    <m:sty m:val="p"/>
+                  </m:rPr>
+                  <m:t>⊤</m:t>
+                </m:r>
+              </m:sup>
+            </m:sSup>
+            <m:r>
+              <m:rPr>
+                <m:sty m:val="p"/>
+              </m:rPr>
+              <m:t>,</m:t>
+            </m:r>
+            <m:sSup>
+              <m:e>
+                <m:r>
+                  <m:rPr>
+                    <m:sty m:val="p"/>
+                  </m:rPr>
+                  <m:t>(</m:t>
+                </m:r>
+                <m:r>
+                  <m:rPr>
+                    <m:sty m:val="p"/>
+                  </m:rPr>
+                  <m:t>−</m:t>
+                </m:r>
+                <m:r>
+                  <m:t>1</m:t>
+                </m:r>
+                <m:r>
+                  <m:rPr>
+                    <m:sty m:val="p"/>
+                  </m:rPr>
+                  <m:t>,</m:t>
+                </m:r>
+                <m:r>
+                  <m:t>2</m:t>
+                </m:r>
+                <m:r>
+                  <m:rPr>
+                    <m:sty m:val="p"/>
+                  </m:rPr>
+                  <m:t>)</m:t>
+                </m:r>
+              </m:e>
+              <m:sup>
+                <m:r>
+                  <m:rPr>
+                    <m:sty m:val="p"/>
+                  </m:rPr>
+                  <m:t>⊤</m:t>
+                </m:r>
+              </m:sup>
+            </m:sSup>
+          </m:e>
+        </m:d>
+        <m:r>
+          <m:t>​</m:t>
+        </m:r>
+      </m:oMath>
+      <w:r>
+        <w:t xml:space="preserve"> </w:t>
+      </w:r>
+      <w:r>
+        <w:t xml:space="preserve">of the line of</w:t>
+      </w:r>
+      <w:r>
+        <w:t xml:space="preserve"> </w:t>
+      </w:r>
+      <w:hyperlink w:anchor="exm-feasible-set">
+        <w:r>
+          <w:rPr>
+            <w:rStyle w:val="Hyperlink"/>
+          </w:rPr>
+          <w:t xml:space="preserve">Example 27</w:t>
+        </w:r>
+      </w:hyperlink>
+      <w:r>
+        <w:t xml:space="preserve">.</w:t>
+      </w:r>
+      <w:r>
+        <w:t xml:space="preserve"> </w:t>
+      </w:r>
+      <w:r>
+        <w:t xml:space="preserve">The procedure</w:t>
+      </w:r>
+      <w:r>
+        <w:t xml:space="preserve"> </w:t>
+      </w:r>
+      <w:r>
+        <w:t xml:space="preserve">“evaluate</w:t>
+      </w:r>
+      <w:r>
+        <w:t xml:space="preserve"> </w:t>
+      </w:r>
+      <m:oMath>
+        <m:r>
+          <m:t>f</m:t>
+        </m:r>
+      </m:oMath>
+      <w:r>
+        <w:t xml:space="preserve"> </w:t>
+      </w:r>
+      <w:r>
+        <w:t xml:space="preserve">at every feasible point;</w:t>
+      </w:r>
+      <w:r>
+        <w:t xml:space="preserve"> </w:t>
+      </w:r>
+      <w:r>
+        <w:t xml:space="preserve">return the point with the smallest</w:t>
+      </w:r>
+      <w:r>
+        <w:t xml:space="preserve"> </w:t>
+      </w:r>
+      <w:hyperlink r:id="rId127">
+        <w:r>
+          <w:rPr>
+            <w:rStyle w:val="Hyperlink"/>
+          </w:rPr>
+          <w:t xml:space="preserve">value</w:t>
+        </w:r>
+      </w:hyperlink>
+      <w:r>
+        <w:t xml:space="preserve">”</w:t>
+      </w:r>
+      <w:r>
+        <w:t xml:space="preserve"> </w:t>
+      </w:r>
+      <w:r>
+        <w:t xml:space="preserve">is an</w:t>
+      </w:r>
+      <w:r>
+        <w:t xml:space="preserve"> </w:t>
+      </w:r>
+      <w:hyperlink w:anchor="def-optimization-algorithm">
+        <w:r>
+          <w:rPr>
+            <w:rStyle w:val="Hyperlink"/>
+          </w:rPr>
+          <w:t xml:space="preserve">optimization algorithm</w:t>
+        </w:r>
+      </w:hyperlink>
+      <w:r>
+        <w:t xml:space="preserve">.</w:t>
+      </w:r>
+      <w:r>
+        <w:t xml:space="preserve"> </w:t>
+      </w:r>
+      <w:r>
+        <w:t xml:space="preserve">Computing</w:t>
+      </w:r>
+      <w:r>
+        <w:t xml:space="preserve"> </w:t>
+      </w:r>
+      <m:oMath>
+        <m:r>
+          <m:t>f</m:t>
+        </m:r>
+      </m:oMath>
+      <w:r>
+        <w:t xml:space="preserve"> </w:t>
+      </w:r>
+      <w:r>
+        <w:t xml:space="preserve">at each point gives</w:t>
+      </w:r>
+    </w:p>
+    <w:p>
+      <w:pPr>
+        <w:pStyle w:val="BodyText"/>
+      </w:pPr>
+      <m:oMathPara>
+        <m:oMathParaPr>
+          <m:jc m:val="center"/>
+        </m:oMathParaPr>
+        <m:oMath>
+          <m:eqArr>
+            <m:e>
+              <m:r>
+                <m:t>f</m:t>
+              </m:r>
+              <m:r>
+                <m:rPr>
+                  <m:sty m:val="p"/>
+                </m:rPr>
+                <m:t>(</m:t>
+              </m:r>
+              <m:r>
+                <m:t>1</m:t>
+              </m:r>
+              <m:r>
+                <m:rPr>
+                  <m:sty m:val="p"/>
+                </m:rPr>
+                <m:t>,</m:t>
+              </m:r>
+              <m:r>
+                <m:t>0.5</m:t>
+              </m:r>
+              <m:r>
+                <m:rPr>
+                  <m:sty m:val="p"/>
+                </m:rPr>
+                <m:t>)</m:t>
+              </m:r>
+              <m:r>
+                <m:t>&amp;</m:t>
+              </m:r>
+              <m:r>
+                <m:rPr>
+                  <m:sty m:val="p"/>
+                </m:rPr>
+                <m:t>=</m:t>
+              </m:r>
+              <m:r>
+                <m:t>1</m:t>
+              </m:r>
+              <m:r>
+                <m:rPr>
+                  <m:sty m:val="p"/>
+                </m:rPr>
+                <m:t>+</m:t>
+              </m:r>
+              <m:r>
+                <m:t>0.25</m:t>
+              </m:r>
+              <m:r>
+                <m:rPr>
+                  <m:sty m:val="p"/>
+                </m:rPr>
+                <m:t>=</m:t>
+              </m:r>
+              <m:r>
+                <m:t>1.25</m:t>
+              </m:r>
+              <m:r>
+                <m:rPr>
+                  <m:sty m:val="p"/>
+                </m:rPr>
+                <m:t>,</m:t>
+              </m:r>
+            </m:e>
+            <m:e>
+              <m:r>
+                <m:t>f</m:t>
+              </m:r>
+              <m:r>
+                <m:rPr>
+                  <m:sty m:val="p"/>
+                </m:rPr>
+                <m:t>(</m:t>
+              </m:r>
+              <m:r>
+                <m:t>3</m:t>
+              </m:r>
+              <m:r>
+                <m:rPr>
+                  <m:sty m:val="p"/>
+                </m:rPr>
+                <m:t>,</m:t>
+              </m:r>
+              <m:r>
+                <m:rPr>
+                  <m:sty m:val="p"/>
+                </m:rPr>
+                <m:t>−</m:t>
+              </m:r>
+              <m:r>
+                <m:t>1</m:t>
+              </m:r>
+              <m:r>
+                <m:rPr>
+                  <m:sty m:val="p"/>
+                </m:rPr>
+                <m:t>)</m:t>
+              </m:r>
+              <m:r>
+                <m:t>&amp;</m:t>
+              </m:r>
+              <m:r>
+                <m:rPr>
+                  <m:sty m:val="p"/>
+                </m:rPr>
+                <m:t>=</m:t>
+              </m:r>
+              <m:r>
+                <m:t>9</m:t>
+              </m:r>
+              <m:r>
+                <m:rPr>
+                  <m:sty m:val="p"/>
+                </m:rPr>
+                <m:t>+</m:t>
+              </m:r>
+              <m:r>
+                <m:t>1</m:t>
+              </m:r>
+              <m:r>
+                <m:rPr>
+                  <m:sty m:val="p"/>
+                </m:rPr>
+                <m:t>=</m:t>
+              </m:r>
+              <m:r>
+                <m:t>10</m:t>
+              </m:r>
+              <m:r>
+                <m:rPr>
+                  <m:sty m:val="p"/>
+                </m:rPr>
+                <m:t>,</m:t>
+              </m:r>
+            </m:e>
+            <m:e>
+              <m:r>
+                <m:t>f</m:t>
+              </m:r>
+              <m:r>
+                <m:rPr>
+                  <m:sty m:val="p"/>
+                </m:rPr>
+                <m:t>(</m:t>
+              </m:r>
+              <m:r>
+                <m:rPr>
+                  <m:sty m:val="p"/>
+                </m:rPr>
+                <m:t>−</m:t>
+              </m:r>
+              <m:r>
+                <m:t>1</m:t>
+              </m:r>
+              <m:r>
+                <m:rPr>
+                  <m:sty m:val="p"/>
+                </m:rPr>
+                <m:t>,</m:t>
+              </m:r>
+              <m:r>
+                <m:t>2</m:t>
+              </m:r>
+              <m:r>
+                <m:rPr>
+                  <m:sty m:val="p"/>
+                </m:rPr>
+                <m:t>)</m:t>
+              </m:r>
+              <m:r>
+                <m:t>&amp;</m:t>
+              </m:r>
+              <m:r>
+                <m:rPr>
+                  <m:sty m:val="p"/>
+                </m:rPr>
+                <m:t>=</m:t>
+              </m:r>
+              <m:r>
+                <m:t>1</m:t>
+              </m:r>
+              <m:r>
+                <m:rPr>
+                  <m:sty m:val="p"/>
+                </m:rPr>
+                <m:t>+</m:t>
+              </m:r>
+              <m:r>
+                <m:t>4</m:t>
+              </m:r>
+              <m:r>
+                <m:rPr>
+                  <m:sty m:val="p"/>
+                </m:rPr>
+                <m:t>=</m:t>
+              </m:r>
+              <m:r>
+                <m:t>5</m:t>
+              </m:r>
+              <m:r>
+                <m:rPr>
+                  <m:sty m:val="p"/>
+                </m:rPr>
+                <m:t>,</m:t>
+              </m:r>
+            </m:e>
+          </m:eqArr>
+        </m:oMath>
+      </m:oMathPara>
+    </w:p>
+    <w:p>
+      <w:pPr>
+        <w:pStyle w:val="FirstParagraph"/>
+      </w:pPr>
+      <w:r>
+        <w:t xml:space="preserve">so it returns</w:t>
+      </w:r>
+      <w:r>
+        <w:t xml:space="preserve"> </w:t>
+      </w:r>
+      <m:oMath>
+        <m:sSup>
+          <m:e>
+            <m:r>
+              <m:rPr>
+                <m:sty m:val="p"/>
+              </m:rPr>
+              <m:t>(</m:t>
+            </m:r>
+            <m:r>
+              <m:t>1</m:t>
+            </m:r>
+            <m:r>
+              <m:rPr>
+                <m:sty m:val="p"/>
+              </m:rPr>
+              <m:t>,</m:t>
+            </m:r>
+            <m:r>
+              <m:t>0.5</m:t>
+            </m:r>
+            <m:r>
+              <m:rPr>
+                <m:sty m:val="p"/>
+              </m:rPr>
+              <m:t>)</m:t>
+            </m:r>
+          </m:e>
+          <m:sup>
+            <m:r>
+              <m:rPr>
+                <m:sty m:val="p"/>
+              </m:rPr>
+              <m:t>⊤</m:t>
+            </m:r>
+          </m:sup>
+        </m:sSup>
+      </m:oMath>
+      <w:r>
+        <w:t xml:space="preserve">, a</w:t>
+      </w:r>
+      <w:r>
+        <w:t xml:space="preserve"> </w:t>
+      </w:r>
+      <w:hyperlink w:anchor="def-minimizer-over-feasible-set">
+        <w:r>
+          <w:rPr>
+            <w:rStyle w:val="Hyperlink"/>
+          </w:rPr>
+          <w:t xml:space="preserve">minimizer of</w:t>
+        </w:r>
+        <w:r>
+          <w:rPr>
+            <w:rStyle w:val="Hyperlink"/>
+          </w:rPr>
+          <w:t xml:space="preserve"> </w:t>
+        </w:r>
+        <m:oMath>
+          <m:r>
+            <m:t>f</m:t>
+          </m:r>
+        </m:oMath>
+        <w:r>
+          <w:rPr>
+            <w:rStyle w:val="Hyperlink"/>
+          </w:rPr>
+          <w:t xml:space="preserve"> </w:t>
+        </w:r>
+        <w:r>
+          <w:rPr>
+            <w:rStyle w:val="Hyperlink"/>
+          </w:rPr>
+          <w:t xml:space="preserve">over this feasible set</w:t>
+        </w:r>
+      </w:hyperlink>
+      <w:r>
+        <w:t xml:space="preserve">.</w:t>
+      </w:r>
+    </w:p>
+    <w:bookmarkEnd w:id="128"/>
     <w:p>
       <w:pPr>
         <w:pStyle w:val="BodyText"/>
@@ -28324,7 +29263,7 @@
         <w:t xml:space="preserve">) is then found among the stationary points of a new function of the extended set of unknowns.</w:t>
       </w:r>
     </w:p>
-    <w:bookmarkStart w:id="124" w:name="def-lagrangian"/>
+    <w:bookmarkStart w:id="129" w:name="def-lagrangian"/>
     <w:p>
       <w:pPr>
         <w:pStyle w:val="BodyText"/>
@@ -28334,7 +29273,7 @@
           <w:b/>
           <w:bCs/>
         </w:rPr>
-        <w:t xml:space="preserve">Definition 17 (Lagrangian)</w:t>
+        <w:t xml:space="preserve">Definition 18 (Lagrangian)</w:t>
       </w:r>
       <w:r>
         <w:t xml:space="preserve"> </w:t>
@@ -28487,8 +29426,8 @@
     $$</w:t>
       </w:r>
     </w:p>
-    <w:bookmarkEnd w:id="124"/>
-    <w:bookmarkStart w:id="125" w:name="def-lagrange-multipliers"/>
+    <w:bookmarkEnd w:id="129"/>
+    <w:bookmarkStart w:id="130" w:name="def-lagrange-multipliers"/>
     <w:p>
       <w:pPr>
         <w:pStyle w:val="FirstParagraph"/>
@@ -28498,7 +29437,7 @@
           <w:b/>
           <w:bCs/>
         </w:rPr>
-        <w:t xml:space="preserve">Definition 18 (Lagrange multipliers)</w:t>
+        <w:t xml:space="preserve">Definition 19 (Lagrange multipliers)</w:t>
       </w:r>
       <w:r>
         <w:t xml:space="preserve"> </w:t>
@@ -28523,7 +29462,7 @@
           <w:rPr>
             <w:rStyle w:val="Hyperlink"/>
           </w:rPr>
-          <w:t xml:space="preserve">Definition 17</w:t>
+          <w:t xml:space="preserve">Definition 18</w:t>
         </w:r>
       </w:hyperlink>
       <w:r>
@@ -28567,8 +29506,8 @@
         <w:t xml:space="preserve">, one per constraint.</w:t>
       </w:r>
     </w:p>
-    <w:bookmarkEnd w:id="125"/>
-    <w:bookmarkStart w:id="129" w:name="exm-lagrangian"/>
+    <w:bookmarkEnd w:id="130"/>
+    <w:bookmarkStart w:id="134" w:name="exm-lagrangian"/>
     <w:p>
       <w:pPr>
         <w:pStyle w:val="BodyText"/>
@@ -28578,7 +29517,7 @@
           <w:b/>
           <w:bCs/>
         </w:rPr>
-        <w:t xml:space="preserve">Example 29 (The gradients of the Lagrangian of a quadratic)</w:t>
+        <w:t xml:space="preserve">Example 30 (The gradients of the Lagrangian of a quadratic)</w:t>
       </w:r>
       <w:r>
         <w:t xml:space="preserve"> </w:t>
@@ -28748,7 +29687,7 @@
       <w:r>
         <w:t xml:space="preserve"> </w:t>
       </w:r>
-      <w:hyperlink r:id="rId126">
+      <w:hyperlink r:id="rId131">
         <w:r>
           <w:rPr>
             <w:rStyle w:val="Hyperlink"/>
@@ -28789,7 +29728,7 @@
       <w:r>
         <w:t xml:space="preserve"> </w:t>
       </w:r>
-      <w:hyperlink r:id="rId127">
+      <w:hyperlink r:id="rId132">
         <w:r>
           <w:rPr>
             <w:rStyle w:val="Hyperlink"/>
@@ -28873,7 +29812,7 @@
       <w:r>
         <w:t xml:space="preserve"> </w:t>
       </w:r>
-      <w:hyperlink r:id="rId126">
+      <w:hyperlink r:id="rId131">
         <w:r>
           <w:rPr>
             <w:rStyle w:val="Hyperlink"/>
@@ -28956,7 +29895,7 @@
       <w:pPr>
         <w:pStyle w:val="BodyText"/>
       </w:pPr>
-      <w:bookmarkStart w:id="128" w:name="eq-kkt"/>
+      <w:bookmarkStart w:id="133" w:name="eq-kkt"/>
       <w:r>
         <w:t xml:space="preserve">$$
     \mathbf{S} \mathord{\smash[b]{\underset{\raise.3ex\hbox{$\scriptstyle\sim$}}{x}}\vphantom{x}}+ \mathbf{A} \mathord{\smash[b]{\underset{\raise.3ex\hbox{$\scriptstyle\sim$}}{\lambda}}\vphantom{\lambda}}= \mathord{\smash[b]{\underset{\raise.3ex\hbox{$\scriptstyle\sim$}}{0}}\vphantom{0}}_{p \times 1}
@@ -28966,9 +29905,9 @@
     \underbrace{\begin{bmatrix} \mathbf{S} &amp; \mathbf{A} \\ {\mathbf{A}}^{\top} &amp; \mathord{\smash[b]{\underset{\raise.3ex\hbox{$\scriptstyle\sim$}}{0}}\vphantom{0}}_{m \times m} \end{bmatrix}}_{(p + m) \times (p + m)}
     \underbrace{\begin{bmatrix} \mathord{\smash[b]{\underset{\raise.3ex\hbox{$\scriptstyle\sim$}}{x}}\vphantom{x}}\\ \mathord{\smash[b]{\underset{\raise.3ex\hbox{$\scriptstyle\sim$}}{\lambda}}\vphantom{\lambda}}\end{bmatrix}}_{(p + m) \times 1}
     = \underbrace{\begin{bmatrix} \mathord{\smash[b]{\underset{\raise.3ex\hbox{$\scriptstyle\sim$}}{0}}\vphantom{0}}_{p \times 1} \\ \mathord{\smash[b]{\underset{\raise.3ex\hbox{$\scriptstyle\sim$}}{b}}\vphantom{b}} \end{bmatrix}}_{(p + m) \times 1},
-     \qquad(2)$$</w:t>
-      </w:r>
-      <w:bookmarkEnd w:id="128"/>
+     \qquad(3)$$</w:t>
+      </w:r>
+      <w:bookmarkEnd w:id="133"/>
     </w:p>
     <w:p>
       <w:pPr>
@@ -28978,8 +29917,8 @@
         <w:t xml:space="preserve">the second equation being the constraint itself.</w:t>
       </w:r>
     </w:p>
-    <w:bookmarkEnd w:id="129"/>
-    <w:bookmarkStart w:id="131" w:name="thm-qp-equality"/>
+    <w:bookmarkEnd w:id="134"/>
+    <w:bookmarkStart w:id="136" w:name="thm-qp-equality"/>
     <w:p>
       <w:pPr>
         <w:pStyle w:val="BodyText"/>
@@ -29091,7 +30030,7 @@
       <w:r>
         <w:t xml:space="preserve"> </w:t>
       </w:r>
-      <w:hyperlink r:id="rId130">
+      <w:hyperlink r:id="rId135">
         <w:r>
           <w:rPr>
             <w:rStyle w:val="Hyperlink"/>
@@ -29322,7 +30261,7 @@
           <w:rPr>
             <w:rStyle w:val="Hyperlink"/>
           </w:rPr>
-          <w:t xml:space="preserve">Equation 2</w:t>
+          <w:t xml:space="preserve">Equation 3</w:t>
         </w:r>
       </w:hyperlink>
       <w:r>
@@ -29344,7 +30283,7 @@
         <w:t xml:space="preserve">.</w:t>
       </w:r>
     </w:p>
-    <w:bookmarkEnd w:id="131"/>
+    <w:bookmarkEnd w:id="136"/>
     <w:p>
       <w:pPr>
         <w:pStyle w:val="BodyText"/>
@@ -29490,7 +30429,7 @@
       <w:r>
         <w:t xml:space="preserve">(</w:t>
       </w:r>
-      <w:hyperlink r:id="rId132">
+      <w:hyperlink r:id="rId137">
         <w:r>
           <w:rPr>
             <w:rStyle w:val="Hyperlink"/>
@@ -29581,7 +30520,7 @@
       <w:r>
         <w:t xml:space="preserve">(</w:t>
       </w:r>
-      <w:hyperlink r:id="rId133">
+      <w:hyperlink r:id="rId138">
         <w:r>
           <w:rPr>
             <w:rStyle w:val="Hyperlink"/>
@@ -29668,7 +30607,7 @@
       <w:r>
         <w:t xml:space="preserve">(</w:t>
       </w:r>
-      <w:hyperlink r:id="rId134">
+      <w:hyperlink r:id="rId139">
         <w:r>
           <w:rPr>
             <w:rStyle w:val="Hyperlink"/>
@@ -29759,7 +30698,7 @@
             <w:b/>
             <w:bCs/>
           </w:rPr>
-          <w:t xml:space="preserve">Equation 2</w:t>
+          <w:t xml:space="preserve">Equation 3</w:t>
         </w:r>
       </w:hyperlink>
       <w:r>
@@ -30032,7 +30971,7 @@
     $$</w:t>
       </w:r>
     </w:p>
-    <w:bookmarkStart w:id="135" w:name="exm-qp-equality"/>
+    <w:bookmarkStart w:id="140" w:name="exm-qp-equality"/>
     <w:p>
       <w:pPr>
         <w:pStyle w:val="FirstParagraph"/>
@@ -30042,7 +30981,7 @@
           <w:b/>
           <w:bCs/>
         </w:rPr>
-        <w:t xml:space="preserve">Example 30 (The closest point on a line to the origin)</w:t>
+        <w:t xml:space="preserve">Example 31 (The closest point on a line to the origin)</w:t>
       </w:r>
       <w:r>
         <w:t xml:space="preserve"> </w:t>
@@ -30546,7 +31485,7 @@
       <w:pPr>
         <w:numPr>
           <w:ilvl w:val="0"/>
-          <w:numId w:val="1017"/>
+          <w:numId w:val="1018"/>
         </w:numPr>
       </w:pPr>
       <w:r>
@@ -30656,7 +31595,7 @@
       <w:pPr>
         <w:numPr>
           <w:ilvl w:val="0"/>
-          <w:numId w:val="1017"/>
+          <w:numId w:val="1018"/>
         </w:numPr>
       </w:pPr>
       <w:r>
@@ -30670,7 +31609,7 @@
           <w:rPr>
             <w:rStyle w:val="Hyperlink"/>
           </w:rPr>
-          <w:t xml:space="preserve">Equation 2</w:t>
+          <w:t xml:space="preserve">Equation 3</w:t>
         </w:r>
       </w:hyperlink>
       <w:r>
@@ -30695,7 +31634,7 @@
       <w:pPr>
         <w:numPr>
           <w:ilvl w:val="0"/>
-          <w:numId w:val="1017"/>
+          <w:numId w:val="1018"/>
         </w:numPr>
       </w:pPr>
       <w:r>
@@ -30820,8 +31759,8 @@
         <w:t xml:space="preserve">.</w:t>
       </w:r>
     </w:p>
-    <w:bookmarkEnd w:id="135"/>
-    <w:bookmarkStart w:id="137" w:name="exm-qp-equality-fails"/>
+    <w:bookmarkEnd w:id="140"/>
+    <w:bookmarkStart w:id="142" w:name="exm-qp-equality-fails"/>
     <w:p>
       <w:pPr>
         <w:pStyle w:val="BodyText"/>
@@ -30831,7 +31770,7 @@
           <w:b/>
           <w:bCs/>
         </w:rPr>
-        <w:t xml:space="preserve">Example 31 (The hypotheses are needed)</w:t>
+        <w:t xml:space="preserve">Example 32 (The hypotheses are needed)</w:t>
       </w:r>
       <w:r>
         <w:t xml:space="preserve"> </w:t>
@@ -30844,7 +31783,7 @@
       <w:pPr>
         <w:numPr>
           <w:ilvl w:val="0"/>
-          <w:numId w:val="1018"/>
+          <w:numId w:val="1019"/>
         </w:numPr>
       </w:pPr>
       <w:r>
@@ -31184,7 +32123,7 @@
       <w:pPr>
         <w:numPr>
           <w:ilvl w:val="0"/>
-          <w:numId w:val="1018"/>
+          <w:numId w:val="1019"/>
         </w:numPr>
       </w:pPr>
       <w:r>
@@ -31517,7 +32456,7 @@
       <w:r>
         <w:t xml:space="preserve">(</w:t>
       </w:r>
-      <w:hyperlink r:id="rId136">
+      <w:hyperlink r:id="rId141">
         <w:r>
           <w:rPr>
             <w:rStyle w:val="Hyperlink"/>
@@ -31797,8 +32736,8 @@
         <w:t xml:space="preserve">cannot produce it.</w:t>
       </w:r>
     </w:p>
-    <w:bookmarkEnd w:id="137"/>
-    <w:bookmarkStart w:id="139" w:name="def-sensitivity"/>
+    <w:bookmarkEnd w:id="142"/>
+    <w:bookmarkStart w:id="144" w:name="def-sensitivity"/>
     <w:p>
       <w:pPr>
         <w:pStyle w:val="FirstParagraph"/>
@@ -31808,7 +32747,7 @@
           <w:b/>
           <w:bCs/>
         </w:rPr>
-        <w:t xml:space="preserve">Definition 19 (Sensitivity)</w:t>
+        <w:t xml:space="preserve">Definition 20 (Sensitivity)</w:t>
       </w:r>
       <w:r>
         <w:t xml:space="preserve"> </w:t>
@@ -31938,7 +32877,7 @@
       <w:r>
         <w:t xml:space="preserve"> </w:t>
       </w:r>
-      <w:hyperlink r:id="rId138">
+      <w:hyperlink r:id="rId143">
         <w:r>
           <w:rPr>
             <w:rStyle w:val="Hyperlink"/>
@@ -32030,8 +32969,8 @@
         <w:t xml:space="preserve">.</w:t>
       </w:r>
     </w:p>
-    <w:bookmarkEnd w:id="139"/>
-    <w:bookmarkStart w:id="140" w:name="exm-sensitivity"/>
+    <w:bookmarkEnd w:id="144"/>
+    <w:bookmarkStart w:id="145" w:name="exm-sensitivity"/>
     <w:p>
       <w:pPr>
         <w:pStyle w:val="BodyText"/>
@@ -32041,7 +32980,7 @@
           <w:b/>
           <w:bCs/>
         </w:rPr>
-        <w:t xml:space="preserve">Example 32 (The sensitivity of a one-point problem)</w:t>
+        <w:t xml:space="preserve">Example 33 (The sensitivity of a one-point problem)</w:t>
       </w:r>
       <w:r>
         <w:t xml:space="preserve"> </w:t>
@@ -32451,8 +33390,8 @@
         <w:t xml:space="preserve">.</w:t>
       </w:r>
     </w:p>
-    <w:bookmarkEnd w:id="140"/>
-    <w:bookmarkStart w:id="141" w:name="cor-qp-sensitivity"/>
+    <w:bookmarkEnd w:id="145"/>
+    <w:bookmarkStart w:id="146" w:name="cor-qp-sensitivity"/>
     <w:p>
       <w:pPr>
         <w:pStyle w:val="BodyText"/>
@@ -32525,7 +33464,7 @@
           <w:rPr>
             <w:rStyle w:val="Hyperlink"/>
           </w:rPr>
-          <w:t xml:space="preserve">Definition 19</w:t>
+          <w:t xml:space="preserve">Definition 20</w:t>
         </w:r>
       </w:hyperlink>
       <w:r>
@@ -32546,7 +33485,7 @@
     $$</w:t>
       </w:r>
     </w:p>
-    <w:bookmarkEnd w:id="141"/>
+    <w:bookmarkEnd w:id="146"/>
     <w:p>
       <w:pPr>
         <w:pStyle w:val="FirstParagraph"/>
@@ -32692,7 +33631,7 @@
     $$</w:t>
       </w:r>
     </w:p>
-    <w:bookmarkStart w:id="142" w:name="exm-qp-sensitivity"/>
+    <w:bookmarkStart w:id="147" w:name="exm-qp-sensitivity"/>
     <w:p>
       <w:pPr>
         <w:pStyle w:val="FirstParagraph"/>
@@ -32702,7 +33641,7 @@
           <w:b/>
           <w:bCs/>
         </w:rPr>
-        <w:t xml:space="preserve">Example 33 (Moving the line)</w:t>
+        <w:t xml:space="preserve">Example 34 (Moving the line)</w:t>
       </w:r>
       <w:r>
         <w:t xml:space="preserve"> </w:t>
@@ -32718,7 +33657,7 @@
           <w:rPr>
             <w:rStyle w:val="Hyperlink"/>
           </w:rPr>
-          <w:t xml:space="preserve">Example 30</w:t>
+          <w:t xml:space="preserve">Example 31</w:t>
         </w:r>
       </w:hyperlink>
       <w:r>
@@ -33270,9 +34209,9 @@
         <w:t xml:space="preserve">.</w:t>
       </w:r>
     </w:p>
-    <w:bookmarkEnd w:id="142"/>
-    <w:bookmarkEnd w:id="143"/>
-    <w:bookmarkStart w:id="184" w:name="sec-descent"/>
+    <w:bookmarkEnd w:id="147"/>
+    <w:bookmarkEnd w:id="148"/>
+    <w:bookmarkStart w:id="189" w:name="sec-descent"/>
     <w:p>
       <w:pPr>
         <w:pStyle w:val="Heading2"/>
@@ -33322,12 +34261,12 @@
                 <wp:inline>
                   <wp:extent cx="152400" cy="152400"/>
                   <wp:effectExtent b="0" l="0" r="0" t="0"/>
-                  <wp:docPr descr="" title="" id="144" name="Picture"/>
+                  <wp:docPr descr="" title="" id="149" name="Picture"/>
                   <a:graphic>
                     <a:graphicData uri="http://schemas.openxmlformats.org/drawingml/2006/picture">
                       <pic:pic>
                         <pic:nvPicPr>
-                          <pic:cNvPr descr="/opt/quarto/share/formats/docx/note.png" id="145" name="Picture"/>
+                          <pic:cNvPr descr="/opt/quarto/share/formats/docx/note.png" id="150" name="Picture"/>
                           <pic:cNvPicPr>
                             <a:picLocks noChangeArrowheads="1" noChangeAspect="1"/>
                           </pic:cNvPicPr>
@@ -33626,7 +34565,7 @@
               <w:pStyle w:val="Compact"/>
               <w:numPr>
                 <w:ilvl w:val="0"/>
-                <w:numId w:val="1019"/>
+                <w:numId w:val="1020"/>
               </w:numPr>
             </w:pPr>
             <w:r>
@@ -33650,7 +34589,7 @@
               <w:pStyle w:val="Compact"/>
               <w:numPr>
                 <w:ilvl w:val="0"/>
-                <w:numId w:val="1019"/>
+                <w:numId w:val="1020"/>
               </w:numPr>
             </w:pPr>
             <w:r>
@@ -33662,7 +34601,7 @@
               <w:pStyle w:val="Compact"/>
               <w:numPr>
                 <w:ilvl w:val="0"/>
-                <w:numId w:val="1019"/>
+                <w:numId w:val="1020"/>
               </w:numPr>
             </w:pPr>
             <w:r>
@@ -33674,7 +34613,7 @@
               <w:pStyle w:val="Compact"/>
               <w:numPr>
                 <w:ilvl w:val="0"/>
-                <w:numId w:val="1019"/>
+                <w:numId w:val="1020"/>
               </w:numPr>
             </w:pPr>
             <w:r>
@@ -33686,7 +34625,7 @@
               <w:pStyle w:val="Compact"/>
               <w:numPr>
                 <w:ilvl w:val="0"/>
-                <w:numId w:val="1019"/>
+                <w:numId w:val="1020"/>
               </w:numPr>
             </w:pPr>
             <w:r>
@@ -33698,7 +34637,7 @@
               <w:pStyle w:val="Compact"/>
               <w:numPr>
                 <w:ilvl w:val="0"/>
-                <w:numId w:val="1019"/>
+                <w:numId w:val="1020"/>
               </w:numPr>
             </w:pPr>
             <w:r>
@@ -33709,7 +34648,7 @@
         </w:tc>
       </w:tr>
     </w:tbl>
-    <w:bookmarkStart w:id="146" w:name="def-iterative-method"/>
+    <w:bookmarkStart w:id="151" w:name="def-iterative-method"/>
     <w:p>
       <w:pPr>
         <w:pStyle w:val="FirstParagraph"/>
@@ -33719,7 +34658,7 @@
           <w:b/>
           <w:bCs/>
         </w:rPr>
-        <w:t xml:space="preserve">Definition 20 (Iterative method)</w:t>
+        <w:t xml:space="preserve">Definition 21 (Iterative method)</w:t>
       </w:r>
       <w:r>
         <w:t xml:space="preserve"> </w:t>
@@ -33836,8 +34775,8 @@
         <w:t xml:space="preserve">.</w:t>
       </w:r>
     </w:p>
-    <w:bookmarkEnd w:id="146"/>
-    <w:bookmarkStart w:id="147" w:name="def-iterate"/>
+    <w:bookmarkEnd w:id="151"/>
+    <w:bookmarkStart w:id="152" w:name="def-iterate"/>
     <w:p>
       <w:pPr>
         <w:pStyle w:val="BodyText"/>
@@ -33847,7 +34786,7 @@
           <w:b/>
           <w:bCs/>
         </w:rPr>
-        <w:t xml:space="preserve">Definition 21 (Iterate)</w:t>
+        <w:t xml:space="preserve">Definition 22 (Iterate)</w:t>
       </w:r>
       <w:r>
         <w:t xml:space="preserve"> </w:t>
@@ -33856,131 +34795,6 @@
         <w:t xml:space="preserve">In an iterative method (</w:t>
       </w:r>
       <w:hyperlink w:anchor="def-iterative-method">
-        <w:r>
-          <w:rPr>
-            <w:rStyle w:val="Hyperlink"/>
-          </w:rPr>
-          <w:t xml:space="preserve">Definition 20</w:t>
-        </w:r>
-      </w:hyperlink>
-      <w:r>
-        <w:t xml:space="preserve">),</w:t>
-      </w:r>
-      <w:r>
-        <w:t xml:space="preserve"> </w:t>
-      </w:r>
-      <w:r>
-        <w:t xml:space="preserve">the points</w:t>
-      </w:r>
-      <w:r>
-        <w:t xml:space="preserve"> </w:t>
-      </w:r>
-      <w:r>
-        <w:t xml:space="preserve">$\mathord{\smash[b]{\underset{\raise.3ex\hbox{$\scriptstyle\sim$}}{x}}\vphantom{x}}^{(t)}$</w:t>
-      </w:r>
-      <w:r>
-        <w:t xml:space="preserve"> </w:t>
-      </w:r>
-      <w:r>
-        <w:t xml:space="preserve">are its</w:t>
-      </w:r>
-      <w:r>
-        <w:t xml:space="preserve"> </w:t>
-      </w:r>
-      <w:r>
-        <w:rPr>
-          <w:b/>
-          <w:bCs/>
-        </w:rPr>
-        <w:t xml:space="preserve">iterates</w:t>
-      </w:r>
-      <w:r>
-        <w:t xml:space="preserve">.</w:t>
-      </w:r>
-    </w:p>
-    <w:bookmarkEnd w:id="147"/>
-    <w:bookmarkStart w:id="148" w:name="def-iterate-error"/>
-    <w:p>
-      <w:pPr>
-        <w:pStyle w:val="BodyText"/>
-      </w:pPr>
-      <w:r>
-        <w:rPr>
-          <w:b/>
-          <w:bCs/>
-        </w:rPr>
-        <w:t xml:space="preserve">Definition 22 (Error of an iterate)</w:t>
-      </w:r>
-      <w:r>
-        <w:t xml:space="preserve"> </w:t>
-      </w:r>
-      <w:r>
-        <w:t xml:space="preserve">For a point</w:t>
-      </w:r>
-      <w:r>
-        <w:t xml:space="preserve"> </w:t>
-      </w:r>
-      <w:r>
-        <w:t xml:space="preserve">$\mathord{\smash[b]{\underset{\raise.3ex\hbox{$\scriptstyle\sim$}}{x}}\vphantom{x}}^*$</w:t>
-      </w:r>
-      <w:r>
-        <w:t xml:space="preserve"> </w:t>
-      </w:r>
-      <w:r>
-        <w:t xml:space="preserve">that an iterative method (</w:t>
-      </w:r>
-      <w:hyperlink w:anchor="def-iterative-method">
-        <w:r>
-          <w:rPr>
-            <w:rStyle w:val="Hyperlink"/>
-          </w:rPr>
-          <w:t xml:space="preserve">Definition 20</w:t>
-        </w:r>
-      </w:hyperlink>
-      <w:r>
-        <w:t xml:space="preserve">) is meant to reach,</w:t>
-      </w:r>
-      <w:r>
-        <w:t xml:space="preserve"> </w:t>
-      </w:r>
-      <w:r>
-        <w:t xml:space="preserve">$\mathopen{}\left\lVert\mathord{\smash[b]{\underset{\raise.3ex\hbox{$\scriptstyle\sim$}}{x}}\vphantom{x}}^{(t)} - \mathord{\smash[b]{\underset{\raise.3ex\hbox{$\scriptstyle\sim$}}{x}}\vphantom{x}}^*\right\rVert\mathclose{}$</w:t>
-      </w:r>
-      <w:r>
-        <w:t xml:space="preserve"> </w:t>
-      </w:r>
-      <w:r>
-        <w:t xml:space="preserve">is the</w:t>
-      </w:r>
-      <w:r>
-        <w:t xml:space="preserve"> </w:t>
-      </w:r>
-      <w:r>
-        <w:rPr>
-          <w:b/>
-          <w:bCs/>
-        </w:rPr>
-        <w:t xml:space="preserve">error</w:t>
-      </w:r>
-      <w:r>
-        <w:t xml:space="preserve"> </w:t>
-      </w:r>
-      <w:r>
-        <w:t xml:space="preserve">of the iterate</w:t>
-      </w:r>
-      <w:r>
-        <w:t xml:space="preserve"> </w:t>
-      </w:r>
-      <w:r>
-        <w:t xml:space="preserve">$\mathord{\smash[b]{\underset{\raise.3ex\hbox{$\scriptstyle\sim$}}{x}}\vphantom{x}}^{(t)}$</w:t>
-      </w:r>
-      <w:r>
-        <w:t xml:space="preserve"> </w:t>
-      </w:r>
-      <w:r>
-        <w:t xml:space="preserve">(</w:t>
-      </w:r>
-      <w:hyperlink w:anchor="def-iterate">
         <w:r>
           <w:rPr>
             <w:rStyle w:val="Hyperlink"/>
@@ -33989,11 +34803,42 @@
         </w:r>
       </w:hyperlink>
       <w:r>
-        <w:t xml:space="preserve">).</w:t>
+        <w:t xml:space="preserve">),</w:t>
+      </w:r>
+      <w:r>
+        <w:t xml:space="preserve"> </w:t>
+      </w:r>
+      <w:r>
+        <w:t xml:space="preserve">the points</w:t>
+      </w:r>
+      <w:r>
+        <w:t xml:space="preserve"> </w:t>
+      </w:r>
+      <w:r>
+        <w:t xml:space="preserve">$\mathord{\smash[b]{\underset{\raise.3ex\hbox{$\scriptstyle\sim$}}{x}}\vphantom{x}}^{(t)}$</w:t>
+      </w:r>
+      <w:r>
+        <w:t xml:space="preserve"> </w:t>
+      </w:r>
+      <w:r>
+        <w:t xml:space="preserve">are its</w:t>
+      </w:r>
+      <w:r>
+        <w:t xml:space="preserve"> </w:t>
+      </w:r>
+      <w:r>
+        <w:rPr>
+          <w:b/>
+          <w:bCs/>
+        </w:rPr>
+        <w:t xml:space="preserve">iterates</w:t>
+      </w:r>
+      <w:r>
+        <w:t xml:space="preserve">.</w:t>
       </w:r>
     </w:p>
-    <w:bookmarkEnd w:id="148"/>
-    <w:bookmarkStart w:id="151" w:name="def-vector-sequence-limit"/>
+    <w:bookmarkEnd w:id="152"/>
+    <w:bookmarkStart w:id="153" w:name="def-iterate-error"/>
     <w:p>
       <w:pPr>
         <w:pStyle w:val="BodyText"/>
@@ -34003,7 +34848,101 @@
           <w:b/>
           <w:bCs/>
         </w:rPr>
-        <w:t xml:space="preserve">Definition 23 (Convergence of a sequence of vectors)</w:t>
+        <w:t xml:space="preserve">Definition 23 (Error of an iterate)</w:t>
+      </w:r>
+      <w:r>
+        <w:t xml:space="preserve"> </w:t>
+      </w:r>
+      <w:r>
+        <w:t xml:space="preserve">For a point</w:t>
+      </w:r>
+      <w:r>
+        <w:t xml:space="preserve"> </w:t>
+      </w:r>
+      <w:r>
+        <w:t xml:space="preserve">$\mathord{\smash[b]{\underset{\raise.3ex\hbox{$\scriptstyle\sim$}}{x}}\vphantom{x}}^*$</w:t>
+      </w:r>
+      <w:r>
+        <w:t xml:space="preserve"> </w:t>
+      </w:r>
+      <w:r>
+        <w:t xml:space="preserve">that an iterative method (</w:t>
+      </w:r>
+      <w:hyperlink w:anchor="def-iterative-method">
+        <w:r>
+          <w:rPr>
+            <w:rStyle w:val="Hyperlink"/>
+          </w:rPr>
+          <w:t xml:space="preserve">Definition 21</w:t>
+        </w:r>
+      </w:hyperlink>
+      <w:r>
+        <w:t xml:space="preserve">) is meant to reach,</w:t>
+      </w:r>
+      <w:r>
+        <w:t xml:space="preserve"> </w:t>
+      </w:r>
+      <w:r>
+        <w:t xml:space="preserve">$\mathopen{}\left\lVert\mathord{\smash[b]{\underset{\raise.3ex\hbox{$\scriptstyle\sim$}}{x}}\vphantom{x}}^{(t)} - \mathord{\smash[b]{\underset{\raise.3ex\hbox{$\scriptstyle\sim$}}{x}}\vphantom{x}}^*\right\rVert\mathclose{}$</w:t>
+      </w:r>
+      <w:r>
+        <w:t xml:space="preserve"> </w:t>
+      </w:r>
+      <w:r>
+        <w:t xml:space="preserve">is the</w:t>
+      </w:r>
+      <w:r>
+        <w:t xml:space="preserve"> </w:t>
+      </w:r>
+      <w:r>
+        <w:rPr>
+          <w:b/>
+          <w:bCs/>
+        </w:rPr>
+        <w:t xml:space="preserve">error</w:t>
+      </w:r>
+      <w:r>
+        <w:t xml:space="preserve"> </w:t>
+      </w:r>
+      <w:r>
+        <w:t xml:space="preserve">of the iterate</w:t>
+      </w:r>
+      <w:r>
+        <w:t xml:space="preserve"> </w:t>
+      </w:r>
+      <w:r>
+        <w:t xml:space="preserve">$\mathord{\smash[b]{\underset{\raise.3ex\hbox{$\scriptstyle\sim$}}{x}}\vphantom{x}}^{(t)}$</w:t>
+      </w:r>
+      <w:r>
+        <w:t xml:space="preserve"> </w:t>
+      </w:r>
+      <w:r>
+        <w:t xml:space="preserve">(</w:t>
+      </w:r>
+      <w:hyperlink w:anchor="def-iterate">
+        <w:r>
+          <w:rPr>
+            <w:rStyle w:val="Hyperlink"/>
+          </w:rPr>
+          <w:t xml:space="preserve">Definition 22</w:t>
+        </w:r>
+      </w:hyperlink>
+      <w:r>
+        <w:t xml:space="preserve">).</w:t>
+      </w:r>
+    </w:p>
+    <w:bookmarkEnd w:id="153"/>
+    <w:bookmarkStart w:id="156" w:name="def-vector-sequence-limit"/>
+    <w:p>
+      <w:pPr>
+        <w:pStyle w:val="BodyText"/>
+      </w:pPr>
+      <w:r>
+        <w:rPr>
+          <w:b/>
+          <w:bCs/>
+        </w:rPr>
+        <w:t xml:space="preserve">Definition 24 (Convergence of a sequence of vectors)</w:t>
       </w:r>
       <w:r>
         <w:t xml:space="preserve"> </w:t>
@@ -34014,7 +34953,7 @@
       <w:r>
         <w:t xml:space="preserve"> </w:t>
       </w:r>
-      <w:hyperlink r:id="rId149">
+      <w:hyperlink r:id="rId154">
         <w:r>
           <w:rPr>
             <w:rStyle w:val="Hyperlink"/>
@@ -34092,7 +35031,7 @@
       <w:r>
         <w:t xml:space="preserve"> </w:t>
       </w:r>
-      <w:hyperlink r:id="rId150">
+      <w:hyperlink r:id="rId155">
         <w:r>
           <w:rPr>
             <w:rStyle w:val="Hyperlink"/>
@@ -34309,8 +35248,8 @@
         <w:t xml:space="preserve">.</w:t>
       </w:r>
     </w:p>
-    <w:bookmarkEnd w:id="151"/>
-    <w:bookmarkStart w:id="152" w:name="exm-vector-sequence-limit"/>
+    <w:bookmarkEnd w:id="156"/>
+    <w:bookmarkStart w:id="157" w:name="exm-vector-sequence-limit"/>
     <w:p>
       <w:pPr>
         <w:pStyle w:val="BodyText"/>
@@ -34320,7 +35259,7 @@
           <w:b/>
           <w:bCs/>
         </w:rPr>
-        <w:t xml:space="preserve">Example 34 (Halving a vector)</w:t>
+        <w:t xml:space="preserve">Example 35 (Halving a vector)</w:t>
       </w:r>
       <w:r>
         <w:t xml:space="preserve"> </w:t>
@@ -34580,8 +35519,8 @@
         <w:t xml:space="preserve">.</w:t>
       </w:r>
     </w:p>
-    <w:bookmarkEnd w:id="152"/>
-    <w:bookmarkStart w:id="153" w:name="def-newton-method"/>
+    <w:bookmarkEnd w:id="157"/>
+    <w:bookmarkStart w:id="158" w:name="def-newton-method"/>
     <w:p>
       <w:pPr>
         <w:pStyle w:val="BodyText"/>
@@ -34591,7 +35530,7 @@
           <w:b/>
           <w:bCs/>
         </w:rPr>
-        <w:t xml:space="preserve">Definition 24 (Newton’s method for minimization)</w:t>
+        <w:t xml:space="preserve">Definition 25 (Newton’s method for minimization)</w:t>
       </w:r>
       <w:r>
         <w:t xml:space="preserve"> </w:t>
@@ -34761,8 +35700,8 @@
     $$</w:t>
       </w:r>
     </w:p>
-    <w:bookmarkEnd w:id="153"/>
-    <w:bookmarkStart w:id="154" w:name="def-newton-step"/>
+    <w:bookmarkEnd w:id="158"/>
+    <w:bookmarkStart w:id="159" w:name="def-newton-step"/>
     <w:p>
       <w:pPr>
         <w:pStyle w:val="FirstParagraph"/>
@@ -34772,7 +35711,7 @@
           <w:b/>
           <w:bCs/>
         </w:rPr>
-        <w:t xml:space="preserve">Definition 25 (Newton step)</w:t>
+        <w:t xml:space="preserve">Definition 26 (Newton step)</w:t>
       </w:r>
       <w:r>
         <w:t xml:space="preserve"> </w:t>
@@ -34785,7 +35724,7 @@
           <w:rPr>
             <w:rStyle w:val="Hyperlink"/>
           </w:rPr>
-          <w:t xml:space="preserve">Definition 24</w:t>
+          <w:t xml:space="preserve">Definition 25</w:t>
         </w:r>
       </w:hyperlink>
       <w:r>
@@ -34835,8 +35774,8 @@
         <w:t xml:space="preserve">.</w:t>
       </w:r>
     </w:p>
-    <w:bookmarkEnd w:id="154"/>
-    <w:bookmarkStart w:id="155" w:name="exm-newton-method"/>
+    <w:bookmarkEnd w:id="159"/>
+    <w:bookmarkStart w:id="160" w:name="exm-newton-method"/>
     <w:p>
       <w:pPr>
         <w:pStyle w:val="BodyText"/>
@@ -34846,7 +35785,7 @@
           <w:b/>
           <w:bCs/>
         </w:rPr>
-        <w:t xml:space="preserve">Example 35 (Newton’s method for a cubic)</w:t>
+        <w:t xml:space="preserve">Example 36 (Newton’s method for a cubic)</w:t>
       </w:r>
       <w:r>
         <w:t xml:space="preserve"> </w:t>
@@ -35876,7 +36815,7 @@
       <w:pPr>
         <w:numPr>
           <w:ilvl w:val="0"/>
-          <w:numId w:val="1020"/>
+          <w:numId w:val="1021"/>
         </w:numPr>
       </w:pPr>
       <m:oMath>
@@ -35933,7 +36872,7 @@
           <w:rPr>
             <w:rStyle w:val="Hyperlink"/>
           </w:rPr>
-          <w:t xml:space="preserve">Definition 21</w:t>
+          <w:t xml:space="preserve">Definition 22</w:t>
         </w:r>
       </w:hyperlink>
       <w:r>
@@ -36082,8 +37021,8 @@
         <w:t xml:space="preserve">).</w:t>
       </w:r>
     </w:p>
-    <w:bookmarkEnd w:id="155"/>
-    <w:bookmarkStart w:id="156" w:name="def-quadratic-model"/>
+    <w:bookmarkEnd w:id="160"/>
+    <w:bookmarkStart w:id="161" w:name="def-quadratic-model"/>
     <w:p>
       <w:pPr>
         <w:pStyle w:val="BodyText"/>
@@ -36093,7 +37032,7 @@
           <w:b/>
           <w:bCs/>
         </w:rPr>
-        <w:t xml:space="preserve">Definition 26 (Quadratic model (second-order Taylor polynomial))</w:t>
+        <w:t xml:space="preserve">Definition 27 (Quadratic model (second-order Taylor polynomial))</w:t>
       </w:r>
       <w:r>
         <w:t xml:space="preserve"> </w:t>
@@ -36123,7 +37062,7 @@
           <w:rPr>
             <w:rStyle w:val="Hyperlink"/>
           </w:rPr>
-          <w:t xml:space="preserve">Definition 24</w:t>
+          <w:t xml:space="preserve">Definition 25</w:t>
         </w:r>
       </w:hyperlink>
       <w:r>
@@ -36283,8 +37222,8 @@
         <w:t xml:space="preserve">.</w:t>
       </w:r>
     </w:p>
-    <w:bookmarkEnd w:id="156"/>
-    <w:bookmarkStart w:id="157" w:name="exm-quadratic-model"/>
+    <w:bookmarkEnd w:id="161"/>
+    <w:bookmarkStart w:id="162" w:name="exm-quadratic-model"/>
     <w:p>
       <w:pPr>
         <w:pStyle w:val="BodyText"/>
@@ -36294,7 +37233,7 @@
           <w:b/>
           <w:bCs/>
         </w:rPr>
-        <w:t xml:space="preserve">Example 36 (The model at</w:t>
+        <w:t xml:space="preserve">Example 37 (The model at</w:t>
       </w:r>
       <w:r>
         <w:rPr>
@@ -36432,7 +37371,7 @@
           <w:rPr>
             <w:rStyle w:val="Hyperlink"/>
           </w:rPr>
-          <w:t xml:space="preserve">Example 35</w:t>
+          <w:t xml:space="preserve">Example 36</w:t>
         </w:r>
       </w:hyperlink>
       <w:r>
@@ -36907,8 +37846,8 @@
         <w:t xml:space="preserve">).</w:t>
       </w:r>
     </w:p>
-    <w:bookmarkEnd w:id="157"/>
-    <w:bookmarkStart w:id="158" w:name="rem-quadratic-model-taylor"/>
+    <w:bookmarkEnd w:id="162"/>
+    <w:bookmarkStart w:id="163" w:name="rem-quadratic-model-taylor"/>
     <w:p>
       <w:pPr>
         <w:pStyle w:val="BodyText"/>
@@ -36989,7 +37928,7 @@
           <w:rPr>
             <w:rStyle w:val="Hyperlink"/>
           </w:rPr>
-          <w:t xml:space="preserve">Definition 26</w:t>
+          <w:t xml:space="preserve">Definition 27</w:t>
         </w:r>
       </w:hyperlink>
       <w:r>
@@ -37020,8 +37959,8 @@
         <w:t xml:space="preserve">.</w:t>
       </w:r>
     </w:p>
-    <w:bookmarkEnd w:id="158"/>
-    <w:bookmarkStart w:id="159" w:name="thm-newton-model"/>
+    <w:bookmarkEnd w:id="163"/>
+    <w:bookmarkStart w:id="164" w:name="thm-newton-model"/>
     <w:p>
       <w:pPr>
         <w:pStyle w:val="BodyText"/>
@@ -37084,7 +38023,7 @@
           <w:rPr>
             <w:rStyle w:val="Hyperlink"/>
           </w:rPr>
-          <w:t xml:space="preserve">Definition 26</w:t>
+          <w:t xml:space="preserve">Definition 27</w:t>
         </w:r>
       </w:hyperlink>
       <w:r>
@@ -37132,7 +38071,7 @@
         <w:t xml:space="preserve">.</w:t>
       </w:r>
     </w:p>
-    <w:bookmarkEnd w:id="159"/>
+    <w:bookmarkEnd w:id="164"/>
     <w:p>
       <w:pPr>
         <w:pStyle w:val="BodyText"/>
@@ -37181,7 +38120,7 @@
       <w:r>
         <w:t xml:space="preserve">and invertible (</w:t>
       </w:r>
-      <w:hyperlink r:id="rId132">
+      <w:hyperlink r:id="rId137">
         <w:r>
           <w:rPr>
             <w:rStyle w:val="Hyperlink"/>
@@ -37384,7 +38323,7 @@
         <w:t xml:space="preserve">is positive definite.</w:t>
       </w:r>
     </w:p>
-    <w:bookmarkStart w:id="160" w:name="exm-newton-model"/>
+    <w:bookmarkStart w:id="165" w:name="exm-newton-model"/>
     <w:p>
       <w:pPr>
         <w:pStyle w:val="BodyText"/>
@@ -37394,7 +38333,7 @@
           <w:b/>
           <w:bCs/>
         </w:rPr>
-        <w:t xml:space="preserve">Example 37 (The Newton step at</w:t>
+        <w:t xml:space="preserve">Example 38 (The Newton step at</w:t>
       </w:r>
       <w:r>
         <w:rPr>
@@ -37530,7 +38469,7 @@
           <w:rPr>
             <w:rStyle w:val="Hyperlink"/>
           </w:rPr>
-          <w:t xml:space="preserve">Example 36</w:t>
+          <w:t xml:space="preserve">Example 37</w:t>
         </w:r>
       </w:hyperlink>
       <w:r>
@@ -37875,15 +38814,15 @@
           <w:rPr>
             <w:rStyle w:val="Hyperlink"/>
           </w:rPr>
-          <w:t xml:space="preserve">Example 35</w:t>
+          <w:t xml:space="preserve">Example 36</w:t>
         </w:r>
       </w:hyperlink>
       <w:r>
         <w:t xml:space="preserve">).</w:t>
       </w:r>
     </w:p>
-    <w:bookmarkEnd w:id="160"/>
-    <w:bookmarkStart w:id="161" w:name="def-quadratic-convergence"/>
+    <w:bookmarkEnd w:id="165"/>
+    <w:bookmarkStart w:id="166" w:name="def-quadratic-convergence"/>
     <w:p>
       <w:pPr>
         <w:pStyle w:val="BodyText"/>
@@ -37893,7 +38832,7 @@
           <w:b/>
           <w:bCs/>
         </w:rPr>
-        <w:t xml:space="preserve">Definition 27 (Quadratic convergence)</w:t>
+        <w:t xml:space="preserve">Definition 28 (Quadratic convergence)</w:t>
       </w:r>
       <w:r>
         <w:t xml:space="preserve"> </w:t>
@@ -37904,7 +38843,7 @@
       <w:r>
         <w:t xml:space="preserve"> </w:t>
       </w:r>
-      <w:hyperlink r:id="rId149">
+      <w:hyperlink r:id="rId154">
         <w:r>
           <w:rPr>
             <w:rStyle w:val="Hyperlink"/>
@@ -37956,7 +38895,7 @@
           <w:rPr>
             <w:rStyle w:val="Hyperlink"/>
           </w:rPr>
-          <w:t xml:space="preserve">Definition 23</w:t>
+          <w:t xml:space="preserve">Definition 24</w:t>
         </w:r>
       </w:hyperlink>
       <w:r>
@@ -38016,8 +38955,8 @@
     $$</w:t>
       </w:r>
     </w:p>
-    <w:bookmarkEnd w:id="161"/>
-    <w:bookmarkStart w:id="162" w:name="exm-not-quadratic-convergence"/>
+    <w:bookmarkEnd w:id="166"/>
+    <w:bookmarkStart w:id="167" w:name="exm-not-quadratic-convergence"/>
     <w:p>
       <w:pPr>
         <w:pStyle w:val="FirstParagraph"/>
@@ -38027,7 +38966,7 @@
           <w:b/>
           <w:bCs/>
         </w:rPr>
-        <w:t xml:space="preserve">Example 38 (Halving the error is not quadratic convergence)</w:t>
+        <w:t xml:space="preserve">Example 39 (Halving the error is not quadratic convergence)</w:t>
       </w:r>
       <w:r>
         <w:t xml:space="preserve"> </w:t>
@@ -38331,8 +39270,8 @@
         <w:t xml:space="preserve">Each step only halves the error.</w:t>
       </w:r>
     </w:p>
-    <w:bookmarkEnd w:id="162"/>
-    <w:bookmarkStart w:id="163" w:name="exm-newton-convergence"/>
+    <w:bookmarkEnd w:id="167"/>
+    <w:bookmarkStart w:id="168" w:name="exm-newton-convergence"/>
     <w:p>
       <w:pPr>
         <w:pStyle w:val="BodyText"/>
@@ -38342,7 +39281,7 @@
           <w:b/>
           <w:bCs/>
         </w:rPr>
-        <w:t xml:space="preserve">Example 39 (The error squares at each step)</w:t>
+        <w:t xml:space="preserve">Example 40 (The error squares at each step)</w:t>
       </w:r>
       <w:r>
         <w:t xml:space="preserve"> </w:t>
@@ -38498,7 +39437,7 @@
           <w:rPr>
             <w:rStyle w:val="Hyperlink"/>
           </w:rPr>
-          <w:t xml:space="preserve">Example 35</w:t>
+          <w:t xml:space="preserve">Example 36</w:t>
         </w:r>
       </w:hyperlink>
       <w:r>
@@ -39108,7 +40047,7 @@
           <w:rPr>
             <w:rStyle w:val="Hyperlink"/>
           </w:rPr>
-          <w:t xml:space="preserve">Definition 27</w:t>
+          <w:t xml:space="preserve">Definition 28</w:t>
         </w:r>
       </w:hyperlink>
       <w:r>
@@ -39423,8 +40362,8 @@
         <w:t xml:space="preserve">which these notes do not prove.</w:t>
       </w:r>
     </w:p>
-    <w:bookmarkEnd w:id="163"/>
-    <w:bookmarkStart w:id="164" w:name="exm-newton-maximum"/>
+    <w:bookmarkEnd w:id="168"/>
+    <w:bookmarkStart w:id="169" w:name="exm-newton-maximum"/>
     <w:p>
       <w:pPr>
         <w:pStyle w:val="BodyText"/>
@@ -39434,7 +40373,7 @@
           <w:b/>
           <w:bCs/>
         </w:rPr>
-        <w:t xml:space="preserve">Example 40 (Newton’s method can find a maximum)</w:t>
+        <w:t xml:space="preserve">Example 41 (Newton’s method can find a maximum)</w:t>
       </w:r>
       <w:r>
         <w:t xml:space="preserve"> </w:t>
@@ -39981,8 +40920,8 @@
         <w:t xml:space="preserve">the positive definite hypothesis there is needed.</w:t>
       </w:r>
     </w:p>
-    <w:bookmarkEnd w:id="164"/>
-    <w:bookmarkStart w:id="165" w:name="thm-newton-quadratic"/>
+    <w:bookmarkEnd w:id="169"/>
+    <w:bookmarkStart w:id="170" w:name="thm-newton-quadratic"/>
     <w:p>
       <w:pPr>
         <w:pStyle w:val="BodyText"/>
@@ -40095,7 +41034,7 @@
           <w:rPr>
             <w:rStyle w:val="Hyperlink"/>
           </w:rPr>
-          <w:t xml:space="preserve">Definition 24</w:t>
+          <w:t xml:space="preserve">Definition 25</w:t>
         </w:r>
       </w:hyperlink>
       <w:r>
@@ -40128,7 +41067,7 @@
         <w:t xml:space="preserve">.</w:t>
       </w:r>
     </w:p>
-    <w:bookmarkEnd w:id="165"/>
+    <w:bookmarkEnd w:id="170"/>
     <w:p>
       <w:pPr>
         <w:pStyle w:val="BodyText"/>
@@ -40184,7 +41123,7 @@
       <w:r>
         <w:t xml:space="preserve"> </w:t>
       </w:r>
-      <w:hyperlink r:id="rId126">
+      <w:hyperlink r:id="rId131">
         <w:r>
           <w:rPr>
             <w:rStyle w:val="Hyperlink"/>
@@ -40309,7 +41248,7 @@
       <w:r>
         <w:t xml:space="preserve">of the linear term is constant (</w:t>
       </w:r>
-      <w:hyperlink r:id="rId127">
+      <w:hyperlink r:id="rId132">
         <w:r>
           <w:rPr>
             <w:rStyle w:val="Hyperlink"/>
@@ -40335,7 +41274,7 @@
       <w:r>
         <w:t xml:space="preserve">which is invertible (</w:t>
       </w:r>
-      <w:hyperlink r:id="rId132">
+      <w:hyperlink r:id="rId137">
         <w:r>
           <w:rPr>
             <w:rStyle w:val="Hyperlink"/>
@@ -40529,7 +41468,7 @@
         <w:t xml:space="preserve">).</w:t>
       </w:r>
     </w:p>
-    <w:bookmarkStart w:id="166" w:name="exm-newton-quadratic"/>
+    <w:bookmarkStart w:id="171" w:name="exm-newton-quadratic"/>
     <w:p>
       <w:pPr>
         <w:pStyle w:val="BodyText"/>
@@ -40539,7 +41478,7 @@
           <w:b/>
           <w:bCs/>
         </w:rPr>
-        <w:t xml:space="preserve">Example 41 (One step to the minimizer)</w:t>
+        <w:t xml:space="preserve">Example 42 (One step to the minimizer)</w:t>
       </w:r>
       <w:r>
         <w:t xml:space="preserve"> </w:t>
@@ -40917,8 +41856,8 @@
         <w:t xml:space="preserve">the minimizer.</w:t>
       </w:r>
     </w:p>
-    <w:bookmarkEnd w:id="166"/>
-    <w:bookmarkStart w:id="167" w:name="def-gradient-descent"/>
+    <w:bookmarkEnd w:id="171"/>
+    <w:bookmarkStart w:id="172" w:name="def-gradient-descent"/>
     <w:p>
       <w:pPr>
         <w:pStyle w:val="BodyText"/>
@@ -40928,7 +41867,7 @@
           <w:b/>
           <w:bCs/>
         </w:rPr>
-        <w:t xml:space="preserve">Definition 28 (Gradient descent)</w:t>
+        <w:t xml:space="preserve">Definition 29 (Gradient descent)</w:t>
       </w:r>
       <w:r>
         <w:t xml:space="preserve"> </w:t>
@@ -41182,8 +42121,8 @@
     $$</w:t>
       </w:r>
     </w:p>
-    <w:bookmarkEnd w:id="167"/>
-    <w:bookmarkStart w:id="168" w:name="exm-gradient-descent"/>
+    <w:bookmarkEnd w:id="172"/>
+    <w:bookmarkStart w:id="173" w:name="exm-gradient-descent"/>
     <w:p>
       <w:pPr>
         <w:pStyle w:val="FirstParagraph"/>
@@ -41193,7 +42132,7 @@
           <w:b/>
           <w:bCs/>
         </w:rPr>
-        <w:t xml:space="preserve">Example 42 (Fixed steps on a parabola)</w:t>
+        <w:t xml:space="preserve">Example 43 (Fixed steps on a parabola)</w:t>
       </w:r>
       <w:r>
         <w:t xml:space="preserve"> </w:t>
@@ -41613,7 +42552,7 @@
         <w:pStyle w:val="Compact"/>
         <w:numPr>
           <w:ilvl w:val="0"/>
-          <w:numId w:val="1021"/>
+          <w:numId w:val="1022"/>
         </w:numPr>
       </w:pPr>
       <w:r>
@@ -41730,7 +42669,7 @@
         <w:pStyle w:val="Compact"/>
         <w:numPr>
           <w:ilvl w:val="0"/>
-          <w:numId w:val="1021"/>
+          <w:numId w:val="1022"/>
         </w:numPr>
       </w:pPr>
       <w:r>
@@ -41805,7 +42744,7 @@
         <w:pStyle w:val="Compact"/>
         <w:numPr>
           <w:ilvl w:val="0"/>
-          <w:numId w:val="1021"/>
+          <w:numId w:val="1022"/>
         </w:numPr>
       </w:pPr>
       <w:r>
@@ -41985,8 +42924,8 @@
         <w:t xml:space="preserve">too long a step can make gradient descent fail.</w:t>
       </w:r>
     </w:p>
-    <w:bookmarkEnd w:id="168"/>
-    <w:bookmarkStart w:id="169" w:name="rem-gradient-descent-newton"/>
+    <w:bookmarkEnd w:id="173"/>
+    <w:bookmarkStart w:id="174" w:name="rem-gradient-descent-newton"/>
     <w:p>
       <w:pPr>
         <w:pStyle w:val="FirstParagraph"/>
@@ -42009,7 +42948,7 @@
           <w:rPr>
             <w:rStyle w:val="Hyperlink"/>
           </w:rPr>
-          <w:t xml:space="preserve">Definition 28</w:t>
+          <w:t xml:space="preserve">Definition 29</w:t>
         </w:r>
       </w:hyperlink>
       <w:r>
@@ -42020,7 +42959,7 @@
           <w:rPr>
             <w:rStyle w:val="Hyperlink"/>
           </w:rPr>
-          <w:t xml:space="preserve">Definition 24</w:t>
+          <w:t xml:space="preserve">Definition 25</w:t>
         </w:r>
       </w:hyperlink>
       <w:r>
@@ -42092,8 +43031,8 @@
         <w:t xml:space="preserve">so it needs no second derivatives.</w:t>
       </w:r>
     </w:p>
-    <w:bookmarkEnd w:id="169"/>
-    <w:bookmarkStart w:id="170" w:name="def-line-search"/>
+    <w:bookmarkEnd w:id="174"/>
+    <w:bookmarkStart w:id="175" w:name="def-line-search"/>
     <w:p>
       <w:pPr>
         <w:pStyle w:val="BodyText"/>
@@ -42103,7 +43042,7 @@
           <w:b/>
           <w:bCs/>
         </w:rPr>
-        <w:t xml:space="preserve">Definition 29 (Line search)</w:t>
+        <w:t xml:space="preserve">Definition 30 (Line search)</w:t>
       </w:r>
       <w:r>
         <w:t xml:space="preserve"> </w:t>
@@ -42112,133 +43051,6 @@
         <w:t xml:space="preserve">In gradient descent (</w:t>
       </w:r>
       <w:hyperlink w:anchor="def-gradient-descent">
-        <w:r>
-          <w:rPr>
-            <w:rStyle w:val="Hyperlink"/>
-          </w:rPr>
-          <w:t xml:space="preserve">Definition 28</w:t>
-        </w:r>
-      </w:hyperlink>
-      <w:r>
-        <w:t xml:space="preserve">),</w:t>
-      </w:r>
-      <w:r>
-        <w:t xml:space="preserve"> </w:t>
-      </w:r>
-      <w:r>
-        <w:t xml:space="preserve">a</w:t>
-      </w:r>
-      <w:r>
-        <w:t xml:space="preserve"> </w:t>
-      </w:r>
-      <w:r>
-        <w:rPr>
-          <w:b/>
-          <w:bCs/>
-        </w:rPr>
-        <w:t xml:space="preserve">line search</w:t>
-      </w:r>
-      <w:r>
-        <w:t xml:space="preserve"> </w:t>
-      </w:r>
-      <w:r>
-        <w:t xml:space="preserve">[16]</w:t>
-      </w:r>
-      <w:r>
-        <w:t xml:space="preserve"> </w:t>
-      </w:r>
-      <w:r>
-        <w:t xml:space="preserve">is a rule that chooses the step length</w:t>
-      </w:r>
-      <w:r>
-        <w:t xml:space="preserve"> </w:t>
-      </w:r>
-      <m:oMath>
-        <m:sSup>
-          <m:e>
-            <m:r>
-              <m:t>s</m:t>
-            </m:r>
-          </m:e>
-          <m:sup>
-            <m:r>
-              <m:rPr>
-                <m:sty m:val="p"/>
-              </m:rPr>
-              <m:t>(</m:t>
-            </m:r>
-            <m:r>
-              <m:t>t</m:t>
-            </m:r>
-            <m:r>
-              <m:rPr>
-                <m:sty m:val="p"/>
-              </m:rPr>
-              <m:t>)</m:t>
-            </m:r>
-          </m:sup>
-        </m:sSup>
-      </m:oMath>
-      <w:r>
-        <w:t xml:space="preserve"> </w:t>
-      </w:r>
-      <w:r>
-        <w:t xml:space="preserve">by examining the values of</w:t>
-      </w:r>
-      <w:r>
-        <w:t xml:space="preserve"> </w:t>
-      </w:r>
-      <m:oMath>
-        <m:r>
-          <m:t>f</m:t>
-        </m:r>
-      </m:oMath>
-      <w:r>
-        <w:t xml:space="preserve"> </w:t>
-      </w:r>
-      <w:r>
-        <w:t xml:space="preserve">along the line</w:t>
-      </w:r>
-      <w:r>
-        <w:t xml:space="preserve"> </w:t>
-      </w:r>
-      <w:r>
-        <w:t xml:space="preserve">$\mathopen{}\left\{\mathord{\smash[b]{\underset{\raise.3ex\hbox{$\scriptstyle\sim$}}{x}}\vphantom{x}}^{(t)} - s\,\frac{\partial}{\partial \mathord{\smash[b]{\underset{\raise.3ex\hbox{$\scriptstyle\sim$}}{x}}\vphantom{x}}} f(\mathord{\smash[b]{\underset{\raise.3ex\hbox{$\scriptstyle\sim$}}{x}}\vphantom{x}}^{(t)}) : s &gt; 0\right\}\mathclose{}$</w:t>
-      </w:r>
-      <w:r>
-        <w:t xml:space="preserve">.</w:t>
-      </w:r>
-    </w:p>
-    <w:bookmarkEnd w:id="170"/>
-    <w:bookmarkStart w:id="171" w:name="def-exact-line-search"/>
-    <w:p>
-      <w:pPr>
-        <w:pStyle w:val="BodyText"/>
-      </w:pPr>
-      <w:r>
-        <w:rPr>
-          <w:b/>
-          <w:bCs/>
-        </w:rPr>
-        <w:t xml:space="preserve">Definition 30 (Exact line search)</w:t>
-      </w:r>
-      <w:r>
-        <w:t xml:space="preserve"> </w:t>
-      </w:r>
-      <w:r>
-        <w:rPr>
-          <w:b/>
-          <w:bCs/>
-        </w:rPr>
-        <w:t xml:space="preserve">Exact line search</w:t>
-      </w:r>
-      <w:r>
-        <w:t xml:space="preserve"> </w:t>
-      </w:r>
-      <w:r>
-        <w:t xml:space="preserve">is the line search (</w:t>
-      </w:r>
-      <w:hyperlink w:anchor="def-line-search">
         <w:r>
           <w:rPr>
             <w:rStyle w:val="Hyperlink"/>
@@ -42247,7 +43059,35 @@
         </w:r>
       </w:hyperlink>
       <w:r>
-        <w:t xml:space="preserve">) that chooses</w:t>
+        <w:t xml:space="preserve">),</w:t>
+      </w:r>
+      <w:r>
+        <w:t xml:space="preserve"> </w:t>
+      </w:r>
+      <w:r>
+        <w:t xml:space="preserve">a</w:t>
+      </w:r>
+      <w:r>
+        <w:t xml:space="preserve"> </w:t>
+      </w:r>
+      <w:r>
+        <w:rPr>
+          <w:b/>
+          <w:bCs/>
+        </w:rPr>
+        <w:t xml:space="preserve">line search</w:t>
+      </w:r>
+      <w:r>
+        <w:t xml:space="preserve"> </w:t>
+      </w:r>
+      <w:r>
+        <w:t xml:space="preserve">[16]</w:t>
+      </w:r>
+      <w:r>
+        <w:t xml:space="preserve"> </w:t>
+      </w:r>
+      <w:r>
+        <w:t xml:space="preserve">is a rule that chooses the step length</w:t>
       </w:r>
       <w:r>
         <w:t xml:space="preserve"> </w:t>
@@ -42282,43 +43122,34 @@
         <w:t xml:space="preserve"> </w:t>
       </w:r>
       <w:r>
-        <w:t xml:space="preserve">to minimize</w:t>
-      </w:r>
-      <w:r>
-        <w:t xml:space="preserve"> </w:t>
-      </w:r>
-      <w:r>
-        <w:t xml:space="preserve">$f(\mathord{\smash[b]{\underset{\raise.3ex\hbox{$\scriptstyle\sim$}}{x}}\vphantom{x}}^{(t)} - s\,\frac{\partial}{\partial \mathord{\smash[b]{\underset{\raise.3ex\hbox{$\scriptstyle\sim$}}{x}}\vphantom{x}}} f(\mathord{\smash[b]{\underset{\raise.3ex\hbox{$\scriptstyle\sim$}}{x}}\vphantom{x}}^{(t)}))$</w:t>
-      </w:r>
-      <w:r>
-        <w:t xml:space="preserve"> </w:t>
-      </w:r>
-      <w:r>
-        <w:t xml:space="preserve">over</w:t>
-      </w:r>
-      <w:r>
-        <w:t xml:space="preserve"> </w:t>
-      </w:r>
-      <m:oMath>
-        <m:r>
-          <m:t>s</m:t>
-        </m:r>
-        <m:r>
-          <m:rPr>
-            <m:sty m:val="p"/>
-          </m:rPr>
-          <m:t>&gt;</m:t>
-        </m:r>
-        <m:r>
-          <m:t>0</m:t>
-        </m:r>
-      </m:oMath>
+        <w:t xml:space="preserve">by examining the values of</w:t>
+      </w:r>
+      <w:r>
+        <w:t xml:space="preserve"> </w:t>
+      </w:r>
+      <m:oMath>
+        <m:r>
+          <m:t>f</m:t>
+        </m:r>
+      </m:oMath>
+      <w:r>
+        <w:t xml:space="preserve"> </w:t>
+      </w:r>
+      <w:r>
+        <w:t xml:space="preserve">along the line</w:t>
+      </w:r>
+      <w:r>
+        <w:t xml:space="preserve"> </w:t>
+      </w:r>
+      <w:r>
+        <w:t xml:space="preserve">$\mathopen{}\left\{\mathord{\smash[b]{\underset{\raise.3ex\hbox{$\scriptstyle\sim$}}{x}}\vphantom{x}}^{(t)} - s\,\frac{\partial}{\partial \mathord{\smash[b]{\underset{\raise.3ex\hbox{$\scriptstyle\sim$}}{x}}\vphantom{x}}} f(\mathord{\smash[b]{\underset{\raise.3ex\hbox{$\scriptstyle\sim$}}{x}}\vphantom{x}}^{(t)}) : s &gt; 0\right\}\mathclose{}$</w:t>
+      </w:r>
       <w:r>
         <w:t xml:space="preserve">.</w:t>
       </w:r>
     </w:p>
-    <w:bookmarkEnd w:id="171"/>
-    <w:bookmarkStart w:id="172" w:name="exm-line-search"/>
+    <w:bookmarkEnd w:id="175"/>
+    <w:bookmarkStart w:id="176" w:name="def-exact-line-search"/>
     <w:p>
       <w:pPr>
         <w:pStyle w:val="BodyText"/>
@@ -42328,7 +43159,115 @@
           <w:b/>
           <w:bCs/>
         </w:rPr>
-        <w:t xml:space="preserve">Example 43 (Exact line search on a parabola)</w:t>
+        <w:t xml:space="preserve">Definition 31 (Exact line search)</w:t>
+      </w:r>
+      <w:r>
+        <w:t xml:space="preserve"> </w:t>
+      </w:r>
+      <w:r>
+        <w:rPr>
+          <w:b/>
+          <w:bCs/>
+        </w:rPr>
+        <w:t xml:space="preserve">Exact line search</w:t>
+      </w:r>
+      <w:r>
+        <w:t xml:space="preserve"> </w:t>
+      </w:r>
+      <w:r>
+        <w:t xml:space="preserve">is the line search (</w:t>
+      </w:r>
+      <w:hyperlink w:anchor="def-line-search">
+        <w:r>
+          <w:rPr>
+            <w:rStyle w:val="Hyperlink"/>
+          </w:rPr>
+          <w:t xml:space="preserve">Definition 30</w:t>
+        </w:r>
+      </w:hyperlink>
+      <w:r>
+        <w:t xml:space="preserve">) that chooses</w:t>
+      </w:r>
+      <w:r>
+        <w:t xml:space="preserve"> </w:t>
+      </w:r>
+      <m:oMath>
+        <m:sSup>
+          <m:e>
+            <m:r>
+              <m:t>s</m:t>
+            </m:r>
+          </m:e>
+          <m:sup>
+            <m:r>
+              <m:rPr>
+                <m:sty m:val="p"/>
+              </m:rPr>
+              <m:t>(</m:t>
+            </m:r>
+            <m:r>
+              <m:t>t</m:t>
+            </m:r>
+            <m:r>
+              <m:rPr>
+                <m:sty m:val="p"/>
+              </m:rPr>
+              <m:t>)</m:t>
+            </m:r>
+          </m:sup>
+        </m:sSup>
+      </m:oMath>
+      <w:r>
+        <w:t xml:space="preserve"> </w:t>
+      </w:r>
+      <w:r>
+        <w:t xml:space="preserve">to minimize</w:t>
+      </w:r>
+      <w:r>
+        <w:t xml:space="preserve"> </w:t>
+      </w:r>
+      <w:r>
+        <w:t xml:space="preserve">$f(\mathord{\smash[b]{\underset{\raise.3ex\hbox{$\scriptstyle\sim$}}{x}}\vphantom{x}}^{(t)} - s\,\frac{\partial}{\partial \mathord{\smash[b]{\underset{\raise.3ex\hbox{$\scriptstyle\sim$}}{x}}\vphantom{x}}} f(\mathord{\smash[b]{\underset{\raise.3ex\hbox{$\scriptstyle\sim$}}{x}}\vphantom{x}}^{(t)}))$</w:t>
+      </w:r>
+      <w:r>
+        <w:t xml:space="preserve"> </w:t>
+      </w:r>
+      <w:r>
+        <w:t xml:space="preserve">over</w:t>
+      </w:r>
+      <w:r>
+        <w:t xml:space="preserve"> </w:t>
+      </w:r>
+      <m:oMath>
+        <m:r>
+          <m:t>s</m:t>
+        </m:r>
+        <m:r>
+          <m:rPr>
+            <m:sty m:val="p"/>
+          </m:rPr>
+          <m:t>&gt;</m:t>
+        </m:r>
+        <m:r>
+          <m:t>0</m:t>
+        </m:r>
+      </m:oMath>
+      <w:r>
+        <w:t xml:space="preserve">.</w:t>
+      </w:r>
+    </w:p>
+    <w:bookmarkEnd w:id="176"/>
+    <w:bookmarkStart w:id="177" w:name="exm-line-search"/>
+    <w:p>
+      <w:pPr>
+        <w:pStyle w:val="BodyText"/>
+      </w:pPr>
+      <w:r>
+        <w:rPr>
+          <w:b/>
+          <w:bCs/>
+        </w:rPr>
+        <w:t xml:space="preserve">Example 44 (Exact line search on a parabola)</w:t>
       </w:r>
       <w:r>
         <w:t xml:space="preserve"> </w:t>
@@ -42990,8 +43929,8 @@
         <w:t xml:space="preserve">in one step.</w:t>
       </w:r>
     </w:p>
-    <w:bookmarkEnd w:id="172"/>
-    <w:bookmarkStart w:id="174" w:name="def-descent-direction"/>
+    <w:bookmarkEnd w:id="177"/>
+    <w:bookmarkStart w:id="179" w:name="def-descent-direction"/>
     <w:p>
       <w:pPr>
         <w:pStyle w:val="BodyText"/>
@@ -43001,7 +43940,7 @@
           <w:b/>
           <w:bCs/>
         </w:rPr>
-        <w:t xml:space="preserve">Definition 31 (Descent direction)</w:t>
+        <w:t xml:space="preserve">Definition 32 (Descent direction)</w:t>
       </w:r>
       <w:r>
         <w:t xml:space="preserve"> </w:t>
@@ -43097,7 +44036,7 @@
       <w:r>
         <w:t xml:space="preserve">(</w:t>
       </w:r>
-      <w:hyperlink r:id="rId173">
+      <w:hyperlink r:id="rId178">
         <w:r>
           <w:rPr>
             <w:rStyle w:val="Hyperlink"/>
@@ -43202,8 +44141,8 @@
         <w:t xml:space="preserve">.</w:t>
       </w:r>
     </w:p>
-    <w:bookmarkEnd w:id="174"/>
-    <w:bookmarkStart w:id="175" w:name="exm-descent-directions"/>
+    <w:bookmarkEnd w:id="179"/>
+    <w:bookmarkStart w:id="180" w:name="exm-descent-directions"/>
     <w:p>
       <w:pPr>
         <w:pStyle w:val="BodyText"/>
@@ -43213,7 +44152,7 @@
           <w:b/>
           <w:bCs/>
         </w:rPr>
-        <w:t xml:space="preserve">Example 44 (Descent directions for</w:t>
+        <w:t xml:space="preserve">Example 45 (Descent directions for</w:t>
       </w:r>
       <w:r>
         <w:rPr>
@@ -43375,7 +44314,7 @@
       <w:pPr>
         <w:numPr>
           <w:ilvl w:val="0"/>
-          <w:numId w:val="1022"/>
+          <w:numId w:val="1023"/>
         </w:numPr>
       </w:pPr>
       <w:r>
@@ -43406,7 +44345,7 @@
       <w:pPr>
         <w:numPr>
           <w:ilvl w:val="0"/>
-          <w:numId w:val="1022"/>
+          <w:numId w:val="1023"/>
         </w:numPr>
       </w:pPr>
       <w:r>
@@ -43432,7 +44371,7 @@
       <w:pPr>
         <w:numPr>
           <w:ilvl w:val="0"/>
-          <w:numId w:val="1022"/>
+          <w:numId w:val="1023"/>
         </w:numPr>
       </w:pPr>
       <w:r>
@@ -43454,8 +44393,8 @@
         <w:t xml:space="preserve">.</w:t>
       </w:r>
     </w:p>
-    <w:bookmarkEnd w:id="175"/>
-    <w:bookmarkStart w:id="176" w:name="thm-descent-direction"/>
+    <w:bookmarkEnd w:id="180"/>
+    <w:bookmarkStart w:id="181" w:name="thm-descent-direction"/>
     <w:p>
       <w:pPr>
         <w:pStyle w:val="FirstParagraph"/>
@@ -43712,7 +44651,7 @@
           <w:rPr>
             <w:rStyle w:val="Hyperlink"/>
           </w:rPr>
-          <w:t xml:space="preserve">Definition 31</w:t>
+          <w:t xml:space="preserve">Definition 32</w:t>
         </w:r>
       </w:hyperlink>
       <w:r>
@@ -43730,7 +44669,7 @@
         <w:t xml:space="preserve">.</w:t>
       </w:r>
     </w:p>
-    <w:bookmarkEnd w:id="176"/>
+    <w:bookmarkEnd w:id="181"/>
     <w:p>
       <w:pPr>
         <w:pStyle w:val="BodyText"/>
@@ -44379,7 +45318,7 @@
         <w:t xml:space="preserve">.</w:t>
       </w:r>
     </w:p>
-    <w:bookmarkStart w:id="177" w:name="exm-descent-direction"/>
+    <w:bookmarkStart w:id="182" w:name="exm-descent-direction"/>
     <w:p>
       <w:pPr>
         <w:pStyle w:val="BodyText"/>
@@ -44389,7 +45328,7 @@
           <w:b/>
           <w:bCs/>
         </w:rPr>
-        <w:t xml:space="preserve">Example 45 (How short is short enough)</w:t>
+        <w:t xml:space="preserve">Example 46 (How short is short enough)</w:t>
       </w:r>
       <w:r>
         <w:t xml:space="preserve"> </w:t>
@@ -44405,7 +45344,7 @@
           <w:rPr>
             <w:rStyle w:val="Hyperlink"/>
           </w:rPr>
-          <w:t xml:space="preserve">Example 42</w:t>
+          <w:t xml:space="preserve">Example 43</w:t>
         </w:r>
       </w:hyperlink>
       <w:r>
@@ -44777,8 +45716,8 @@
         <w:t xml:space="preserve">of that example was too long.</w:t>
       </w:r>
     </w:p>
-    <w:bookmarkEnd w:id="177"/>
-    <w:bookmarkStart w:id="179" w:name="exm-gd-zigzag"/>
+    <w:bookmarkEnd w:id="182"/>
+    <w:bookmarkStart w:id="184" w:name="exm-gd-zigzag"/>
     <w:p>
       <w:pPr>
         <w:pStyle w:val="BodyText"/>
@@ -44788,7 +45727,7 @@
           <w:b/>
           <w:bCs/>
         </w:rPr>
-        <w:t xml:space="preserve">Example 46 (Gradient descent zigzags)</w:t>
+        <w:t xml:space="preserve">Example 47 (Gradient descent zigzags)</w:t>
       </w:r>
       <w:r>
         <w:t xml:space="preserve"> </w:t>
@@ -44999,7 +45938,7 @@
           <w:rPr>
             <w:rStyle w:val="Hyperlink"/>
           </w:rPr>
-          <w:t xml:space="preserve">Definition 30</w:t>
+          <w:t xml:space="preserve">Definition 31</w:t>
         </w:r>
       </w:hyperlink>
       <w:r>
@@ -46458,7 +47397,7 @@
       <w:r>
         <w:t xml:space="preserve"> </w:t>
       </w:r>
-      <w:hyperlink r:id="rId178">
+      <w:hyperlink r:id="rId183">
         <w:r>
           <w:rPr>
             <w:rStyle w:val="Hyperlink"/>
@@ -46947,7 +47886,7 @@
         <w:pStyle w:val="Compact"/>
         <w:numPr>
           <w:ilvl w:val="0"/>
-          <w:numId w:val="1023"/>
+          <w:numId w:val="1024"/>
         </w:numPr>
       </w:pPr>
       <w:r>
@@ -47091,7 +48030,7 @@
         <w:pStyle w:val="Compact"/>
         <w:numPr>
           <w:ilvl w:val="0"/>
-          <w:numId w:val="1023"/>
+          <w:numId w:val="1024"/>
         </w:numPr>
       </w:pPr>
       <w:r>
@@ -47146,7 +48085,7 @@
         <w:pStyle w:val="Compact"/>
         <w:numPr>
           <w:ilvl w:val="0"/>
-          <w:numId w:val="1023"/>
+          <w:numId w:val="1024"/>
         </w:numPr>
       </w:pPr>
       <w:r>
@@ -47306,8 +48245,8 @@
         <w:t xml:space="preserve">).</w:t>
       </w:r>
     </w:p>
-    <w:bookmarkEnd w:id="179"/>
-    <w:bookmarkStart w:id="180" w:name="def-armijo-condition"/>
+    <w:bookmarkEnd w:id="184"/>
+    <w:bookmarkStart w:id="185" w:name="def-armijo-condition"/>
     <w:p>
       <w:pPr>
         <w:pStyle w:val="FirstParagraph"/>
@@ -47317,7 +48256,7 @@
           <w:b/>
           <w:bCs/>
         </w:rPr>
-        <w:t xml:space="preserve">Definition 32 (Armijo condition)</w:t>
+        <w:t xml:space="preserve">Definition 33 (Armijo condition)</w:t>
       </w:r>
       <w:r>
         <w:t xml:space="preserve"> </w:t>
@@ -47516,8 +48455,8 @@
     $$</w:t>
       </w:r>
     </w:p>
-    <w:bookmarkEnd w:id="180"/>
-    <w:bookmarkStart w:id="181" w:name="exm-armijo-condition"/>
+    <w:bookmarkEnd w:id="185"/>
+    <w:bookmarkStart w:id="186" w:name="exm-armijo-condition"/>
     <w:p>
       <w:pPr>
         <w:pStyle w:val="FirstParagraph"/>
@@ -47527,7 +48466,7 @@
           <w:b/>
           <w:bCs/>
         </w:rPr>
-        <w:t xml:space="preserve">Example 47 (The Armijo condition on a parabola)</w:t>
+        <w:t xml:space="preserve">Example 48 (The Armijo condition on a parabola)</w:t>
       </w:r>
       <w:r>
         <w:t xml:space="preserve"> </w:t>
@@ -48369,8 +49308,8 @@
         <w:t xml:space="preserve">.</w:t>
       </w:r>
     </w:p>
-    <w:bookmarkEnd w:id="181"/>
-    <w:bookmarkStart w:id="182" w:name="def-backtracking-line-search"/>
+    <w:bookmarkEnd w:id="186"/>
+    <w:bookmarkStart w:id="187" w:name="def-backtracking-line-search"/>
     <w:p>
       <w:pPr>
         <w:pStyle w:val="BodyText"/>
@@ -48380,7 +49319,7 @@
           <w:b/>
           <w:bCs/>
         </w:rPr>
-        <w:t xml:space="preserve">Definition 33 (Backtracking line search)</w:t>
+        <w:t xml:space="preserve">Definition 34 (Backtracking line search)</w:t>
       </w:r>
       <w:r>
         <w:t xml:space="preserve"> </w:t>
@@ -48706,8 +49645,8 @@
         <w:t xml:space="preserve">.</w:t>
       </w:r>
     </w:p>
-    <w:bookmarkEnd w:id="182"/>
-    <w:bookmarkStart w:id="183" w:name="exm-backtracking-line-search"/>
+    <w:bookmarkEnd w:id="187"/>
+    <w:bookmarkStart w:id="188" w:name="exm-backtracking-line-search"/>
     <w:p>
       <w:pPr>
         <w:pStyle w:val="BodyText"/>
@@ -48717,7 +49656,7 @@
           <w:b/>
           <w:bCs/>
         </w:rPr>
-        <w:t xml:space="preserve">Example 48 (Backtracking on a parabola)</w:t>
+        <w:t xml:space="preserve">Example 49 (Backtracking on a parabola)</w:t>
       </w:r>
       <w:r>
         <w:t xml:space="preserve"> </w:t>
@@ -48861,7 +49800,7 @@
           <w:rPr>
             <w:rStyle w:val="Hyperlink"/>
           </w:rPr>
-          <w:t xml:space="preserve">Example 47</w:t>
+          <w:t xml:space="preserve">Example 48</w:t>
         </w:r>
       </w:hyperlink>
       <w:r>
@@ -49168,9 +50107,9 @@
         <w:t xml:space="preserve">.</w:t>
       </w:r>
     </w:p>
-    <w:bookmarkEnd w:id="183"/>
-    <w:bookmarkEnd w:id="184"/>
-    <w:bookmarkStart w:id="188" w:name="sec-additional-resources"/>
+    <w:bookmarkEnd w:id="188"/>
+    <w:bookmarkEnd w:id="189"/>
+    <w:bookmarkStart w:id="193" w:name="sec-additional-resources"/>
     <w:p>
       <w:pPr>
         <w:pStyle w:val="Heading2"/>
@@ -49184,7 +50123,7 @@
         <w:pStyle w:val="Compact"/>
         <w:numPr>
           <w:ilvl w:val="0"/>
-          <w:numId w:val="1024"/>
+          <w:numId w:val="1025"/>
         </w:numPr>
       </w:pPr>
       <w:r>
@@ -49202,7 +50141,7 @@
         <w:pStyle w:val="Compact"/>
         <w:numPr>
           <w:ilvl w:val="0"/>
-          <w:numId w:val="1024"/>
+          <w:numId w:val="1025"/>
         </w:numPr>
       </w:pPr>
       <w:r>
@@ -49220,10 +50159,10 @@
         <w:pStyle w:val="Compact"/>
         <w:numPr>
           <w:ilvl w:val="0"/>
-          <w:numId w:val="1024"/>
+          <w:numId w:val="1025"/>
         </w:numPr>
       </w:pPr>
-      <w:hyperlink r:id="rId185">
+      <w:hyperlink r:id="rId190">
         <w:r>
           <w:rPr>
             <w:rStyle w:val="Hyperlink"/>
@@ -49237,7 +50176,7 @@
       <w:r>
         <w:t xml:space="preserve"> </w:t>
       </w:r>
-      <w:hyperlink r:id="rId186">
+      <w:hyperlink r:id="rId191">
         <w:r>
           <w:rPr>
             <w:rStyle w:val="Hyperlink"/>
@@ -49275,10 +50214,10 @@
         <w:pStyle w:val="Compact"/>
         <w:numPr>
           <w:ilvl w:val="0"/>
-          <w:numId w:val="1024"/>
+          <w:numId w:val="1025"/>
         </w:numPr>
       </w:pPr>
-      <w:hyperlink r:id="rId187">
+      <w:hyperlink r:id="rId192">
         <w:r>
           <w:rPr>
             <w:rStyle w:val="Hyperlink"/>
@@ -49305,8 +50244,8 @@
         <w:t xml:space="preserve">how gradients of multivariate cost functions are computed and used for optimization.</w:t>
       </w:r>
     </w:p>
-    <w:bookmarkEnd w:id="188"/>
-    <w:bookmarkStart w:id="226" w:name="references"/>
+    <w:bookmarkEnd w:id="193"/>
+    <w:bookmarkStart w:id="231" w:name="references"/>
     <w:p>
       <w:pPr>
         <w:pStyle w:val="Heading2"/>
@@ -49315,8 +50254,8 @@
         <w:t xml:space="preserve">References</w:t>
       </w:r>
     </w:p>
-    <w:bookmarkStart w:id="225" w:name="refs"/>
-    <w:bookmarkStart w:id="189" w:name="ref-zhou2024optim"/>
+    <w:bookmarkStart w:id="230" w:name="refs"/>
+    <w:bookmarkStart w:id="194" w:name="ref-zhou2024optim"/>
     <w:p>
       <w:pPr>
         <w:pStyle w:val="Bibliography"/>
@@ -49348,7 +50287,7 @@
       <w:r>
         <w:t xml:space="preserve"> </w:t>
       </w:r>
-      <w:hyperlink r:id="rId186">
+      <w:hyperlink r:id="rId191">
         <w:r>
           <w:rPr>
             <w:rStyle w:val="Hyperlink"/>
@@ -49357,8 +50296,8 @@
         </w:r>
       </w:hyperlink>
     </w:p>
-    <w:bookmarkEnd w:id="189"/>
-    <w:bookmarkStart w:id="191" w:name="Xa9ec915cd94511c84068c1cc8483385b59fa411"/>
+    <w:bookmarkEnd w:id="194"/>
+    <w:bookmarkStart w:id="196" w:name="Xa9ec915cd94511c84068c1cc8483385b59fa411"/>
     <w:p>
       <w:pPr>
         <w:pStyle w:val="Bibliography"/>
@@ -49405,7 +50344,7 @@
       <w:r>
         <w:t xml:space="preserve"> </w:t>
       </w:r>
-      <w:hyperlink r:id="rId190">
+      <w:hyperlink r:id="rId195">
         <w:r>
           <w:rPr>
             <w:rStyle w:val="Hyperlink"/>
@@ -49414,8 +50353,8 @@
         </w:r>
       </w:hyperlink>
     </w:p>
-    <w:bookmarkEnd w:id="191"/>
-    <w:bookmarkStart w:id="193" w:name="ref-wikipedia_taylors_theorem"/>
+    <w:bookmarkEnd w:id="196"/>
+    <w:bookmarkStart w:id="198" w:name="ref-wikipedia_taylors_theorem"/>
     <w:p>
       <w:pPr>
         <w:pStyle w:val="Bibliography"/>
@@ -49462,7 +50401,7 @@
       <w:r>
         <w:t xml:space="preserve"> </w:t>
       </w:r>
-      <w:hyperlink r:id="rId192">
+      <w:hyperlink r:id="rId197">
         <w:r>
           <w:rPr>
             <w:rStyle w:val="Hyperlink"/>
@@ -49471,8 +50410,8 @@
         </w:r>
       </w:hyperlink>
     </w:p>
-    <w:bookmarkEnd w:id="193"/>
-    <w:bookmarkStart w:id="194" w:name="ref-rudin1976principles"/>
+    <w:bookmarkEnd w:id="198"/>
+    <w:bookmarkStart w:id="199" w:name="ref-rudin1976principles"/>
     <w:p>
       <w:pPr>
         <w:pStyle w:val="Bibliography"/>
@@ -49503,8 +50442,8 @@
         <w:t xml:space="preserve">, 3rd ed. in International series in pure and applied mathematics. New York: McGraw-Hill, 1976.</w:t>
       </w:r>
     </w:p>
-    <w:bookmarkEnd w:id="194"/>
-    <w:bookmarkStart w:id="196" w:name="ref-wikipedia_saddle_point"/>
+    <w:bookmarkEnd w:id="199"/>
+    <w:bookmarkStart w:id="201" w:name="ref-wikipedia_saddle_point"/>
     <w:p>
       <w:pPr>
         <w:pStyle w:val="Bibliography"/>
@@ -49551,7 +50490,7 @@
       <w:r>
         <w:t xml:space="preserve"> </w:t>
       </w:r>
-      <w:hyperlink r:id="rId195">
+      <w:hyperlink r:id="rId200">
         <w:r>
           <w:rPr>
             <w:rStyle w:val="Hyperlink"/>
@@ -49560,8 +50499,8 @@
         </w:r>
       </w:hyperlink>
     </w:p>
-    <w:bookmarkEnd w:id="196"/>
-    <w:bookmarkStart w:id="198" w:name="ref-wikipedia_convex_set"/>
+    <w:bookmarkEnd w:id="201"/>
+    <w:bookmarkStart w:id="203" w:name="ref-wikipedia_convex_set"/>
     <w:p>
       <w:pPr>
         <w:pStyle w:val="Bibliography"/>
@@ -49608,7 +50547,7 @@
       <w:r>
         <w:t xml:space="preserve"> </w:t>
       </w:r>
-      <w:hyperlink r:id="rId197">
+      <w:hyperlink r:id="rId202">
         <w:r>
           <w:rPr>
             <w:rStyle w:val="Hyperlink"/>
@@ -49617,8 +50556,8 @@
         </w:r>
       </w:hyperlink>
     </w:p>
-    <w:bookmarkEnd w:id="198"/>
-    <w:bookmarkStart w:id="200" w:name="ref-wikipedia_epigraph_mathematics"/>
+    <w:bookmarkEnd w:id="203"/>
+    <w:bookmarkStart w:id="205" w:name="ref-wikipedia_epigraph_mathematics"/>
     <w:p>
       <w:pPr>
         <w:pStyle w:val="Bibliography"/>
@@ -49665,7 +50604,7 @@
       <w:r>
         <w:t xml:space="preserve"> </w:t>
       </w:r>
-      <w:hyperlink r:id="rId199">
+      <w:hyperlink r:id="rId204">
         <w:r>
           <w:rPr>
             <w:rStyle w:val="Hyperlink"/>
@@ -49674,8 +50613,8 @@
         </w:r>
       </w:hyperlink>
     </w:p>
-    <w:bookmarkEnd w:id="200"/>
-    <w:bookmarkStart w:id="202" w:name="ref-wikipedia_tangent_space"/>
+    <w:bookmarkEnd w:id="205"/>
+    <w:bookmarkStart w:id="207" w:name="ref-wikipedia_tangent_space"/>
     <w:p>
       <w:pPr>
         <w:pStyle w:val="Bibliography"/>
@@ -49722,7 +50661,7 @@
       <w:r>
         <w:t xml:space="preserve"> </w:t>
       </w:r>
-      <w:hyperlink r:id="rId201">
+      <w:hyperlink r:id="rId206">
         <w:r>
           <w:rPr>
             <w:rStyle w:val="Hyperlink"/>
@@ -49731,8 +50670,8 @@
         </w:r>
       </w:hyperlink>
     </w:p>
-    <w:bookmarkEnd w:id="202"/>
-    <w:bookmarkStart w:id="204" w:name="ref-wikipedia_feasible_region"/>
+    <w:bookmarkEnd w:id="207"/>
+    <w:bookmarkStart w:id="209" w:name="ref-wikipedia_feasible_region"/>
     <w:p>
       <w:pPr>
         <w:pStyle w:val="Bibliography"/>
@@ -49779,7 +50718,7 @@
       <w:r>
         <w:t xml:space="preserve"> </w:t>
       </w:r>
-      <w:hyperlink r:id="rId203">
+      <w:hyperlink r:id="rId208">
         <w:r>
           <w:rPr>
             <w:rStyle w:val="Hyperlink"/>
@@ -49788,8 +50727,8 @@
         </w:r>
       </w:hyperlink>
     </w:p>
-    <w:bookmarkEnd w:id="204"/>
-    <w:bookmarkStart w:id="206" w:name="ref-wikipedia_mathematical_optimization"/>
+    <w:bookmarkEnd w:id="209"/>
+    <w:bookmarkStart w:id="211" w:name="ref-wikipedia_mathematical_optimization"/>
     <w:p>
       <w:pPr>
         <w:pStyle w:val="Bibliography"/>
@@ -49836,7 +50775,7 @@
       <w:r>
         <w:t xml:space="preserve"> </w:t>
       </w:r>
-      <w:hyperlink r:id="rId205">
+      <w:hyperlink r:id="rId210">
         <w:r>
           <w:rPr>
             <w:rStyle w:val="Hyperlink"/>
@@ -49845,8 +50784,8 @@
         </w:r>
       </w:hyperlink>
     </w:p>
-    <w:bookmarkEnd w:id="206"/>
-    <w:bookmarkStart w:id="208" w:name="ref-wikipedia_lagrange_multiplier"/>
+    <w:bookmarkEnd w:id="211"/>
+    <w:bookmarkStart w:id="213" w:name="ref-wikipedia_lagrange_multiplier"/>
     <w:p>
       <w:pPr>
         <w:pStyle w:val="Bibliography"/>
@@ -49893,7 +50832,7 @@
       <w:r>
         <w:t xml:space="preserve"> </w:t>
       </w:r>
-      <w:hyperlink r:id="rId207">
+      <w:hyperlink r:id="rId212">
         <w:r>
           <w:rPr>
             <w:rStyle w:val="Hyperlink"/>
@@ -49902,8 +50841,8 @@
         </w:r>
       </w:hyperlink>
     </w:p>
-    <w:bookmarkEnd w:id="208"/>
-    <w:bookmarkStart w:id="210" w:name="ref-wikipedia_iterative_method"/>
+    <w:bookmarkEnd w:id="213"/>
+    <w:bookmarkStart w:id="215" w:name="ref-wikipedia_iterative_method"/>
     <w:p>
       <w:pPr>
         <w:pStyle w:val="Bibliography"/>
@@ -49950,7 +50889,7 @@
       <w:r>
         <w:t xml:space="preserve"> </w:t>
       </w:r>
-      <w:hyperlink r:id="rId209">
+      <w:hyperlink r:id="rId214">
         <w:r>
           <w:rPr>
             <w:rStyle w:val="Hyperlink"/>
@@ -49959,8 +50898,8 @@
         </w:r>
       </w:hyperlink>
     </w:p>
-    <w:bookmarkEnd w:id="210"/>
-    <w:bookmarkStart w:id="212" w:name="X826716f95b92c7764e59e7e3dd738a1aac56654"/>
+    <w:bookmarkEnd w:id="215"/>
+    <w:bookmarkStart w:id="217" w:name="X826716f95b92c7764e59e7e3dd738a1aac56654"/>
     <w:p>
       <w:pPr>
         <w:pStyle w:val="Bibliography"/>
@@ -50007,7 +50946,7 @@
       <w:r>
         <w:t xml:space="preserve"> </w:t>
       </w:r>
-      <w:hyperlink r:id="rId211">
+      <w:hyperlink r:id="rId216">
         <w:r>
           <w:rPr>
             <w:rStyle w:val="Hyperlink"/>
@@ -50016,8 +50955,8 @@
         </w:r>
       </w:hyperlink>
     </w:p>
-    <w:bookmarkEnd w:id="212"/>
-    <w:bookmarkStart w:id="214" w:name="ref-wikipedia_rate_of_convergence"/>
+    <w:bookmarkEnd w:id="217"/>
+    <w:bookmarkStart w:id="219" w:name="ref-wikipedia_rate_of_convergence"/>
     <w:p>
       <w:pPr>
         <w:pStyle w:val="Bibliography"/>
@@ -50064,7 +51003,7 @@
       <w:r>
         <w:t xml:space="preserve"> </w:t>
       </w:r>
-      <w:hyperlink r:id="rId213">
+      <w:hyperlink r:id="rId218">
         <w:r>
           <w:rPr>
             <w:rStyle w:val="Hyperlink"/>
@@ -50073,8 +51012,8 @@
         </w:r>
       </w:hyperlink>
     </w:p>
-    <w:bookmarkEnd w:id="214"/>
-    <w:bookmarkStart w:id="216" w:name="ref-wikipedia_gradient_descent"/>
+    <w:bookmarkEnd w:id="219"/>
+    <w:bookmarkStart w:id="221" w:name="ref-wikipedia_gradient_descent"/>
     <w:p>
       <w:pPr>
         <w:pStyle w:val="Bibliography"/>
@@ -50121,7 +51060,7 @@
       <w:r>
         <w:t xml:space="preserve"> </w:t>
       </w:r>
-      <w:hyperlink r:id="rId215">
+      <w:hyperlink r:id="rId220">
         <w:r>
           <w:rPr>
             <w:rStyle w:val="Hyperlink"/>
@@ -50130,8 +51069,8 @@
         </w:r>
       </w:hyperlink>
     </w:p>
-    <w:bookmarkEnd w:id="216"/>
-    <w:bookmarkStart w:id="218" w:name="ref-wikipedia_line_search"/>
+    <w:bookmarkEnd w:id="221"/>
+    <w:bookmarkStart w:id="223" w:name="ref-wikipedia_line_search"/>
     <w:p>
       <w:pPr>
         <w:pStyle w:val="Bibliography"/>
@@ -50178,7 +51117,7 @@
       <w:r>
         <w:t xml:space="preserve"> </w:t>
       </w:r>
-      <w:hyperlink r:id="rId217">
+      <w:hyperlink r:id="rId222">
         <w:r>
           <w:rPr>
             <w:rStyle w:val="Hyperlink"/>
@@ -50187,8 +51126,8 @@
         </w:r>
       </w:hyperlink>
     </w:p>
-    <w:bookmarkEnd w:id="218"/>
-    <w:bookmarkStart w:id="220" w:name="ref-wikipedia_backtracking_line_search"/>
+    <w:bookmarkEnd w:id="223"/>
+    <w:bookmarkStart w:id="225" w:name="ref-wikipedia_backtracking_line_search"/>
     <w:p>
       <w:pPr>
         <w:pStyle w:val="Bibliography"/>
@@ -50235,7 +51174,7 @@
       <w:r>
         <w:t xml:space="preserve"> </w:t>
       </w:r>
-      <w:hyperlink r:id="rId219">
+      <w:hyperlink r:id="rId224">
         <w:r>
           <w:rPr>
             <w:rStyle w:val="Hyperlink"/>
@@ -50244,8 +51183,8 @@
         </w:r>
       </w:hyperlink>
     </w:p>
-    <w:bookmarkEnd w:id="220"/>
-    <w:bookmarkStart w:id="222" w:name="ref-boyd2004convex"/>
+    <w:bookmarkEnd w:id="225"/>
+    <w:bookmarkStart w:id="227" w:name="ref-boyd2004convex"/>
     <w:p>
       <w:pPr>
         <w:pStyle w:val="Bibliography"/>
@@ -50278,7 +51217,7 @@
       <w:r>
         <w:t xml:space="preserve"> </w:t>
       </w:r>
-      <w:hyperlink r:id="rId221">
+      <w:hyperlink r:id="rId226">
         <w:r>
           <w:rPr>
             <w:rStyle w:val="Hyperlink"/>
@@ -50290,8 +51229,8 @@
         <w:t xml:space="preserve">.</w:t>
       </w:r>
     </w:p>
-    <w:bookmarkEnd w:id="222"/>
-    <w:bookmarkStart w:id="224" w:name="ref-nocedal2006numerical"/>
+    <w:bookmarkEnd w:id="227"/>
+    <w:bookmarkStart w:id="229" w:name="ref-nocedal2006numerical"/>
     <w:p>
       <w:pPr>
         <w:pStyle w:val="Bibliography"/>
@@ -50324,7 +51263,7 @@
       <w:r>
         <w:t xml:space="preserve"> </w:t>
       </w:r>
-      <w:hyperlink r:id="rId223">
+      <w:hyperlink r:id="rId228">
         <w:r>
           <w:rPr>
             <w:rStyle w:val="Hyperlink"/>
@@ -50336,9 +51275,9 @@
         <w:t xml:space="preserve">.</w:t>
       </w:r>
     </w:p>
-    <w:bookmarkEnd w:id="224"/>
-    <w:bookmarkEnd w:id="225"/>
-    <w:bookmarkEnd w:id="226"/>
+    <w:bookmarkEnd w:id="229"/>
+    <w:bookmarkEnd w:id="230"/>
+    <w:bookmarkEnd w:id="231"/>
     <w:sectPr>
       <w:footnotePr>
         <w:numRestart w:val="eachSect"/>
@@ -50737,6 +51676,9 @@
     <w:abstractNumId w:val="991"/>
   </w:num>
   <w:num w:numId="1024">
+    <w:abstractNumId w:val="991"/>
+  </w:num>
+  <w:num w:numId="1025">
     <w:abstractNumId w:val="991"/>
   </w:num>
 </w:numbering>
